--- a/lessons/2-7/readiness/practice.docx
+++ b/lessons/2-7/readiness/practice.docx
@@ -86,7 +86,1397 @@
     </w:p>
     <w:p>
       <w:pPr>
-        <w:spacing w:after="120" w:before="0"/>
+        <w:spacing w:after="60" w:before="120"/>
+      </w:pPr>
+      <w:r>
+        <w:rPr>
+          <w:b/>
+          <w:bCs/>
+          <w:color w:val="0F2B3C"/>
+          <w:sz w:val="24"/>
+          <w:szCs w:val="24"/>
+        </w:rPr>
+        <w:t xml:space="preserve">Vocabulary Anchor Box</w:t>
+      </w:r>
+    </w:p>
+    <w:tbl>
+      <w:tblPr>
+        <w:tblW w:type="dxa" w:w="9360"/>
+        <w:tblBorders>
+          <w:top w:val="single" w:color="C7D2DD" w:sz="6"/>
+          <w:left w:val="single" w:color="C7D2DD" w:sz="6"/>
+          <w:bottom w:val="single" w:color="C7D2DD" w:sz="6"/>
+          <w:right w:val="single" w:color="C7D2DD" w:sz="6"/>
+          <w:insideH w:val="single" w:color="C7D2DD" w:sz="6"/>
+          <w:insideV w:val="single" w:color="C7D2DD" w:sz="6"/>
+        </w:tblBorders>
+      </w:tblPr>
+      <w:tblGrid>
+        <w:gridCol w:w="1800"/>
+        <w:gridCol w:w="3160"/>
+        <w:gridCol w:w="2200"/>
+        <w:gridCol w:w="2200"/>
+      </w:tblGrid>
+      <w:tr>
+        <w:trPr>
+          <w:cantSplit/>
+          <w:tblHeader/>
+        </w:trPr>
+        <w:tc>
+          <w:tcPr>
+            <w:tcW w:type="dxa" w:w="1800"/>
+            <w:shd w:fill="EEF4F8" w:color="auto" w:val="clear"/>
+            <w:tcMar>
+              <w:top w:type="dxa" w:w="60"/>
+              <w:left w:type="dxa" w:w="100"/>
+              <w:bottom w:type="dxa" w:w="60"/>
+              <w:right w:type="dxa" w:w="100"/>
+            </w:tcMar>
+          </w:tcPr>
+          <w:p>
+            <w:pPr>
+              <w:spacing w:after="0" w:before="0"/>
+            </w:pPr>
+            <w:r>
+              <w:rPr>
+                <w:b/>
+                <w:bCs/>
+                <w:color w:val="0F2B3C"/>
+                <w:sz w:val="18"/>
+                <w:szCs w:val="18"/>
+              </w:rPr>
+              <w:t xml:space="preserve">Concept Term</w:t>
+            </w:r>
+          </w:p>
+        </w:tc>
+        <w:tc>
+          <w:tcPr>
+            <w:tcW w:type="dxa" w:w="3160"/>
+            <w:shd w:fill="EEF4F8" w:color="auto" w:val="clear"/>
+            <w:tcMar>
+              <w:top w:type="dxa" w:w="60"/>
+              <w:left w:type="dxa" w:w="100"/>
+              <w:bottom w:type="dxa" w:w="60"/>
+              <w:right w:type="dxa" w:w="100"/>
+            </w:tcMar>
+          </w:tcPr>
+          <w:p>
+            <w:pPr>
+              <w:spacing w:after="0" w:before="0"/>
+            </w:pPr>
+            <w:r>
+              <w:rPr>
+                <w:b/>
+                <w:bCs/>
+                <w:color w:val="0F2B3C"/>
+                <w:sz w:val="18"/>
+                <w:szCs w:val="18"/>
+              </w:rPr>
+              <w:t xml:space="preserve">Student-Friendly Definition</w:t>
+            </w:r>
+          </w:p>
+        </w:tc>
+        <w:tc>
+          <w:tcPr>
+            <w:tcW w:type="dxa" w:w="2200"/>
+            <w:shd w:fill="EEF4F8" w:color="auto" w:val="clear"/>
+            <w:tcMar>
+              <w:top w:type="dxa" w:w="60"/>
+              <w:left w:type="dxa" w:w="100"/>
+              <w:bottom w:type="dxa" w:w="60"/>
+              <w:right w:type="dxa" w:w="100"/>
+            </w:tcMar>
+          </w:tcPr>
+          <w:p>
+            <w:pPr>
+              <w:spacing w:after="0" w:before="0"/>
+            </w:pPr>
+            <w:r>
+              <w:rPr>
+                <w:b/>
+                <w:bCs/>
+                <w:color w:val="0F2B3C"/>
+                <w:sz w:val="18"/>
+                <w:szCs w:val="18"/>
+              </w:rPr>
+              <w:t xml:space="preserve">Non-Example</w:t>
+            </w:r>
+          </w:p>
+        </w:tc>
+        <w:tc>
+          <w:tcPr>
+            <w:tcW w:type="dxa" w:w="2200"/>
+            <w:shd w:fill="EEF4F8" w:color="auto" w:val="clear"/>
+            <w:tcMar>
+              <w:top w:type="dxa" w:w="60"/>
+              <w:left w:type="dxa" w:w="100"/>
+              <w:bottom w:type="dxa" w:w="60"/>
+              <w:right w:type="dxa" w:w="100"/>
+            </w:tcMar>
+          </w:tcPr>
+          <w:p>
+            <w:pPr>
+              <w:spacing w:after="0" w:before="0"/>
+            </w:pPr>
+            <w:r>
+              <w:rPr>
+                <w:b/>
+                <w:bCs/>
+                <w:color w:val="0F2B3C"/>
+                <w:sz w:val="18"/>
+                <w:szCs w:val="18"/>
+              </w:rPr>
+              <w:t xml:space="preserve">Visual Clue</w:t>
+            </w:r>
+          </w:p>
+        </w:tc>
+      </w:tr>
+      <w:tr>
+        <w:trPr>
+          <w:cantSplit/>
+        </w:trPr>
+        <w:tc>
+          <w:tcPr>
+            <w:tcW w:type="dxa" w:w="1800"/>
+            <w:tcMar>
+              <w:top w:type="dxa" w:w="60"/>
+              <w:left w:type="dxa" w:w="100"/>
+              <w:bottom w:type="dxa" w:w="60"/>
+              <w:right w:type="dxa" w:w="100"/>
+            </w:tcMar>
+            <w:vAlign w:val="top"/>
+          </w:tcPr>
+          <w:p>
+            <w:pPr>
+              <w:spacing w:after="20" w:before="0"/>
+            </w:pPr>
+            <w:r>
+              <w:rPr>
+                <w:b/>
+                <w:bCs/>
+                <w:color w:val="0F2B3C"/>
+                <w:sz w:val="20"/>
+                <w:szCs w:val="20"/>
+              </w:rPr>
+              <w:t xml:space="preserve">Divide Decimals</w:t>
+            </w:r>
+          </w:p>
+          <w:p>
+            <w:pPr>
+              <w:spacing w:after="0" w:before="0"/>
+            </w:pPr>
+            <w:r>
+              <w:rPr>
+                <w:i/>
+                <w:iCs/>
+                <w:color w:val="5E6E7E"/>
+                <w:sz w:val="18"/>
+                <w:szCs w:val="18"/>
+              </w:rPr>
+              <w:t xml:space="preserve">Dividir decimales</w:t>
+            </w:r>
+          </w:p>
+        </w:tc>
+        <w:tc>
+          <w:tcPr>
+            <w:tcW w:type="dxa" w:w="3160"/>
+            <w:tcMar>
+              <w:top w:type="dxa" w:w="60"/>
+              <w:left w:type="dxa" w:w="100"/>
+              <w:bottom w:type="dxa" w:w="60"/>
+              <w:right w:type="dxa" w:w="100"/>
+            </w:tcMar>
+            <w:vAlign w:val="top"/>
+          </w:tcPr>
+          <w:p>
+            <w:pPr>
+              <w:spacing w:after="0" w:before="0"/>
+            </w:pPr>
+            <w:r>
+              <w:rPr>
+                <w:sz w:val="19"/>
+                <w:szCs w:val="19"/>
+              </w:rPr>
+              <w:t xml:space="preserve">Find a quotient with decimals by sliding both decimal points right until the divisor is a whole number.</w:t>
+            </w:r>
+          </w:p>
+        </w:tc>
+        <w:tc>
+          <w:tcPr>
+            <w:tcW w:type="dxa" w:w="2200"/>
+            <w:tcMar>
+              <w:top w:type="dxa" w:w="60"/>
+              <w:left w:type="dxa" w:w="100"/>
+              <w:bottom w:type="dxa" w:w="60"/>
+              <w:right w:type="dxa" w:w="100"/>
+            </w:tcMar>
+            <w:vAlign w:val="top"/>
+          </w:tcPr>
+          <w:p>
+            <w:pPr>
+              <w:spacing w:after="30" w:before="0"/>
+            </w:pPr>
+            <w:r>
+              <w:rPr>
+                <w:i/>
+                <w:iCs/>
+                <w:color w:val="5E6E7E"/>
+                <w:sz w:val="18"/>
+                <w:szCs w:val="18"/>
+              </w:rPr>
+              <w:t xml:space="preserve">Not Divide Decimals: write a counter-example that does not fit the rule.</w:t>
+            </w:r>
+          </w:p>
+          <w:p>
+            <w:pPr>
+              <w:spacing w:after="50" w:before="0"/>
+            </w:pPr>
+            <w:r>
+              <w:rPr>
+                <w:color w:val="BBBBBB"/>
+                <w:sz w:val="18"/>
+                <w:szCs w:val="18"/>
+              </w:rPr>
+              <w:t xml:space="preserve">____________________________</w:t>
+            </w:r>
+          </w:p>
+        </w:tc>
+        <w:tc>
+          <w:tcPr>
+            <w:tcW w:type="dxa" w:w="2200"/>
+            <w:tcMar>
+              <w:top w:type="dxa" w:w="60"/>
+              <w:left w:type="dxa" w:w="100"/>
+              <w:bottom w:type="dxa" w:w="60"/>
+              <w:right w:type="dxa" w:w="100"/>
+            </w:tcMar>
+            <w:vAlign w:val="top"/>
+          </w:tcPr>
+          <w:p>
+            <w:pPr>
+              <w:spacing w:after="0" w:before="0"/>
+            </w:pPr>
+            <w:r>
+              <w:rPr>
+                <w:i/>
+                <w:iCs/>
+                <w:color w:val="5E6E7E"/>
+                <w:sz w:val="18"/>
+                <w:szCs w:val="18"/>
+              </w:rPr>
+              <w:t xml:space="preserve">8.4 ÷ 2.1 = 84 ÷ 21 = 4</w:t>
+            </w:r>
+          </w:p>
+        </w:tc>
+      </w:tr>
+      <w:tr>
+        <w:trPr>
+          <w:cantSplit/>
+        </w:trPr>
+        <w:tc>
+          <w:tcPr>
+            <w:tcW w:type="dxa" w:w="1800"/>
+            <w:tcMar>
+              <w:top w:type="dxa" w:w="60"/>
+              <w:left w:type="dxa" w:w="100"/>
+              <w:bottom w:type="dxa" w:w="60"/>
+              <w:right w:type="dxa" w:w="100"/>
+            </w:tcMar>
+            <w:vAlign w:val="top"/>
+          </w:tcPr>
+          <w:p>
+            <w:pPr>
+              <w:spacing w:after="20" w:before="0"/>
+            </w:pPr>
+            <w:r>
+              <w:rPr>
+                <w:b/>
+                <w:bCs/>
+                <w:color w:val="0F2B3C"/>
+                <w:sz w:val="20"/>
+                <w:szCs w:val="20"/>
+              </w:rPr>
+              <w:t xml:space="preserve">Dividend</w:t>
+            </w:r>
+          </w:p>
+          <w:p>
+            <w:pPr>
+              <w:spacing w:after="0" w:before="0"/>
+            </w:pPr>
+            <w:r>
+              <w:rPr>
+                <w:i/>
+                <w:iCs/>
+                <w:color w:val="5E6E7E"/>
+                <w:sz w:val="18"/>
+                <w:szCs w:val="18"/>
+              </w:rPr>
+              <w:t xml:space="preserve">Dividendo</w:t>
+            </w:r>
+          </w:p>
+        </w:tc>
+        <w:tc>
+          <w:tcPr>
+            <w:tcW w:type="dxa" w:w="3160"/>
+            <w:tcMar>
+              <w:top w:type="dxa" w:w="60"/>
+              <w:left w:type="dxa" w:w="100"/>
+              <w:bottom w:type="dxa" w:w="60"/>
+              <w:right w:type="dxa" w:w="100"/>
+            </w:tcMar>
+            <w:vAlign w:val="top"/>
+          </w:tcPr>
+          <w:p>
+            <w:pPr>
+              <w:spacing w:after="0" w:before="0"/>
+            </w:pPr>
+            <w:r>
+              <w:rPr>
+                <w:sz w:val="19"/>
+                <w:szCs w:val="19"/>
+              </w:rPr>
+              <w:t xml:space="preserve">The total number being divided into equal groups (the number inside the division bracket).</w:t>
+            </w:r>
+          </w:p>
+        </w:tc>
+        <w:tc>
+          <w:tcPr>
+            <w:tcW w:type="dxa" w:w="2200"/>
+            <w:tcMar>
+              <w:top w:type="dxa" w:w="60"/>
+              <w:left w:type="dxa" w:w="100"/>
+              <w:bottom w:type="dxa" w:w="60"/>
+              <w:right w:type="dxa" w:w="100"/>
+            </w:tcMar>
+            <w:vAlign w:val="top"/>
+          </w:tcPr>
+          <w:p>
+            <w:pPr>
+              <w:spacing w:after="30" w:before="0"/>
+            </w:pPr>
+            <w:r>
+              <w:rPr>
+                <w:i/>
+                <w:iCs/>
+                <w:color w:val="5E6E7E"/>
+                <w:sz w:val="18"/>
+                <w:szCs w:val="18"/>
+              </w:rPr>
+              <w:t xml:space="preserve">Not Dividend: write a counter-example that does not fit the rule.</w:t>
+            </w:r>
+          </w:p>
+          <w:p>
+            <w:pPr>
+              <w:spacing w:after="50" w:before="0"/>
+            </w:pPr>
+            <w:r>
+              <w:rPr>
+                <w:color w:val="BBBBBB"/>
+                <w:sz w:val="18"/>
+                <w:szCs w:val="18"/>
+              </w:rPr>
+              <w:t xml:space="preserve">____________________________</w:t>
+            </w:r>
+          </w:p>
+        </w:tc>
+        <w:tc>
+          <w:tcPr>
+            <w:tcW w:type="dxa" w:w="2200"/>
+            <w:tcMar>
+              <w:top w:type="dxa" w:w="60"/>
+              <w:left w:type="dxa" w:w="100"/>
+              <w:bottom w:type="dxa" w:w="60"/>
+              <w:right w:type="dxa" w:w="100"/>
+            </w:tcMar>
+            <w:vAlign w:val="top"/>
+          </w:tcPr>
+          <w:p>
+            <w:pPr>
+              <w:spacing w:after="0" w:before="0"/>
+            </w:pPr>
+            <w:r>
+              <w:rPr>
+                <w:i/>
+                <w:iCs/>
+                <w:color w:val="5E6E7E"/>
+                <w:sz w:val="18"/>
+                <w:szCs w:val="18"/>
+              </w:rPr>
+              <w:t xml:space="preserve">In 8.4 ÷ 2.1 = 4, the dividend is 8.4 — the total amount being divided</w:t>
+            </w:r>
+          </w:p>
+        </w:tc>
+      </w:tr>
+      <w:tr>
+        <w:trPr>
+          <w:cantSplit/>
+        </w:trPr>
+        <w:tc>
+          <w:tcPr>
+            <w:tcW w:type="dxa" w:w="1800"/>
+            <w:tcMar>
+              <w:top w:type="dxa" w:w="60"/>
+              <w:left w:type="dxa" w:w="100"/>
+              <w:bottom w:type="dxa" w:w="60"/>
+              <w:right w:type="dxa" w:w="100"/>
+            </w:tcMar>
+            <w:vAlign w:val="top"/>
+          </w:tcPr>
+          <w:p>
+            <w:pPr>
+              <w:spacing w:after="20" w:before="0"/>
+            </w:pPr>
+            <w:r>
+              <w:rPr>
+                <w:b/>
+                <w:bCs/>
+                <w:color w:val="0F2B3C"/>
+                <w:sz w:val="20"/>
+                <w:szCs w:val="20"/>
+              </w:rPr>
+              <w:t xml:space="preserve">Divisor</w:t>
+            </w:r>
+          </w:p>
+          <w:p>
+            <w:pPr>
+              <w:spacing w:after="0" w:before="0"/>
+            </w:pPr>
+            <w:r>
+              <w:rPr>
+                <w:i/>
+                <w:iCs/>
+                <w:color w:val="5E6E7E"/>
+                <w:sz w:val="18"/>
+                <w:szCs w:val="18"/>
+              </w:rPr>
+              <w:t xml:space="preserve">Divisor</w:t>
+            </w:r>
+          </w:p>
+        </w:tc>
+        <w:tc>
+          <w:tcPr>
+            <w:tcW w:type="dxa" w:w="3160"/>
+            <w:tcMar>
+              <w:top w:type="dxa" w:w="60"/>
+              <w:left w:type="dxa" w:w="100"/>
+              <w:bottom w:type="dxa" w:w="60"/>
+              <w:right w:type="dxa" w:w="100"/>
+            </w:tcMar>
+            <w:vAlign w:val="top"/>
+          </w:tcPr>
+          <w:p>
+            <w:pPr>
+              <w:spacing w:after="0" w:before="0"/>
+            </w:pPr>
+            <w:r>
+              <w:rPr>
+                <w:sz w:val="19"/>
+                <w:szCs w:val="19"/>
+              </w:rPr>
+              <w:t xml:space="preserve">The number of equal groups you are dividing into (the number outside the division bracket).</w:t>
+            </w:r>
+          </w:p>
+        </w:tc>
+        <w:tc>
+          <w:tcPr>
+            <w:tcW w:type="dxa" w:w="2200"/>
+            <w:tcMar>
+              <w:top w:type="dxa" w:w="60"/>
+              <w:left w:type="dxa" w:w="100"/>
+              <w:bottom w:type="dxa" w:w="60"/>
+              <w:right w:type="dxa" w:w="100"/>
+            </w:tcMar>
+            <w:vAlign w:val="top"/>
+          </w:tcPr>
+          <w:p>
+            <w:pPr>
+              <w:spacing w:after="30" w:before="0"/>
+            </w:pPr>
+            <w:r>
+              <w:rPr>
+                <w:i/>
+                <w:iCs/>
+                <w:color w:val="5E6E7E"/>
+                <w:sz w:val="18"/>
+                <w:szCs w:val="18"/>
+              </w:rPr>
+              <w:t xml:space="preserve">Not Divisor: write a counter-example that does not fit the rule.</w:t>
+            </w:r>
+          </w:p>
+          <w:p>
+            <w:pPr>
+              <w:spacing w:after="50" w:before="0"/>
+            </w:pPr>
+            <w:r>
+              <w:rPr>
+                <w:color w:val="BBBBBB"/>
+                <w:sz w:val="18"/>
+                <w:szCs w:val="18"/>
+              </w:rPr>
+              <w:t xml:space="preserve">____________________________</w:t>
+            </w:r>
+          </w:p>
+        </w:tc>
+        <w:tc>
+          <w:tcPr>
+            <w:tcW w:type="dxa" w:w="2200"/>
+            <w:tcMar>
+              <w:top w:type="dxa" w:w="60"/>
+              <w:left w:type="dxa" w:w="100"/>
+              <w:bottom w:type="dxa" w:w="60"/>
+              <w:right w:type="dxa" w:w="100"/>
+            </w:tcMar>
+            <w:vAlign w:val="top"/>
+          </w:tcPr>
+          <w:p>
+            <w:pPr>
+              <w:spacing w:after="0" w:before="0"/>
+            </w:pPr>
+            <w:r>
+              <w:rPr>
+                <w:i/>
+                <w:iCs/>
+                <w:color w:val="5E6E7E"/>
+                <w:sz w:val="18"/>
+                <w:szCs w:val="18"/>
+              </w:rPr>
+              <w:t xml:space="preserve">In 8.4 ÷ 2.1 = 4, the divisor is 2.1 — the number of equal groups</w:t>
+            </w:r>
+          </w:p>
+        </w:tc>
+      </w:tr>
+      <w:tr>
+        <w:trPr>
+          <w:cantSplit/>
+        </w:trPr>
+        <w:tc>
+          <w:tcPr>
+            <w:tcW w:type="dxa" w:w="1800"/>
+            <w:tcMar>
+              <w:top w:type="dxa" w:w="60"/>
+              <w:left w:type="dxa" w:w="100"/>
+              <w:bottom w:type="dxa" w:w="60"/>
+              <w:right w:type="dxa" w:w="100"/>
+            </w:tcMar>
+            <w:vAlign w:val="top"/>
+          </w:tcPr>
+          <w:p>
+            <w:pPr>
+              <w:spacing w:after="20" w:before="0"/>
+            </w:pPr>
+            <w:r>
+              <w:rPr>
+                <w:b/>
+                <w:bCs/>
+                <w:color w:val="0F2B3C"/>
+                <w:sz w:val="20"/>
+                <w:szCs w:val="20"/>
+              </w:rPr>
+              <w:t xml:space="preserve">Quotient</w:t>
+            </w:r>
+          </w:p>
+          <w:p>
+            <w:pPr>
+              <w:spacing w:after="0" w:before="0"/>
+            </w:pPr>
+            <w:r>
+              <w:rPr>
+                <w:i/>
+                <w:iCs/>
+                <w:color w:val="5E6E7E"/>
+                <w:sz w:val="18"/>
+                <w:szCs w:val="18"/>
+              </w:rPr>
+              <w:t xml:space="preserve">Cociente</w:t>
+            </w:r>
+          </w:p>
+        </w:tc>
+        <w:tc>
+          <w:tcPr>
+            <w:tcW w:type="dxa" w:w="3160"/>
+            <w:tcMar>
+              <w:top w:type="dxa" w:w="60"/>
+              <w:left w:type="dxa" w:w="100"/>
+              <w:bottom w:type="dxa" w:w="60"/>
+              <w:right w:type="dxa" w:w="100"/>
+            </w:tcMar>
+            <w:vAlign w:val="top"/>
+          </w:tcPr>
+          <w:p>
+            <w:pPr>
+              <w:spacing w:after="0" w:before="0"/>
+            </w:pPr>
+            <w:r>
+              <w:rPr>
+                <w:sz w:val="19"/>
+                <w:szCs w:val="19"/>
+              </w:rPr>
+              <w:t xml:space="preserve">The answer when you divide.</w:t>
+            </w:r>
+          </w:p>
+        </w:tc>
+        <w:tc>
+          <w:tcPr>
+            <w:tcW w:type="dxa" w:w="2200"/>
+            <w:tcMar>
+              <w:top w:type="dxa" w:w="60"/>
+              <w:left w:type="dxa" w:w="100"/>
+              <w:bottom w:type="dxa" w:w="60"/>
+              <w:right w:type="dxa" w:w="100"/>
+            </w:tcMar>
+            <w:vAlign w:val="top"/>
+          </w:tcPr>
+          <w:p>
+            <w:pPr>
+              <w:spacing w:after="30" w:before="0"/>
+            </w:pPr>
+            <w:r>
+              <w:rPr>
+                <w:i/>
+                <w:iCs/>
+                <w:color w:val="5E6E7E"/>
+                <w:sz w:val="18"/>
+                <w:szCs w:val="18"/>
+              </w:rPr>
+              <w:t xml:space="preserve">Not Quotient: write a counter-example that does not fit the rule.</w:t>
+            </w:r>
+          </w:p>
+          <w:p>
+            <w:pPr>
+              <w:spacing w:after="50" w:before="0"/>
+            </w:pPr>
+            <w:r>
+              <w:rPr>
+                <w:color w:val="BBBBBB"/>
+                <w:sz w:val="18"/>
+                <w:szCs w:val="18"/>
+              </w:rPr>
+              <w:t xml:space="preserve">____________________________</w:t>
+            </w:r>
+          </w:p>
+        </w:tc>
+        <w:tc>
+          <w:tcPr>
+            <w:tcW w:type="dxa" w:w="2200"/>
+            <w:tcMar>
+              <w:top w:type="dxa" w:w="60"/>
+              <w:left w:type="dxa" w:w="100"/>
+              <w:bottom w:type="dxa" w:w="60"/>
+              <w:right w:type="dxa" w:w="100"/>
+            </w:tcMar>
+            <w:vAlign w:val="top"/>
+          </w:tcPr>
+          <w:p>
+            <w:pPr>
+              <w:spacing w:after="0" w:before="0"/>
+            </w:pPr>
+            <w:r>
+              <w:rPr>
+                <w:i/>
+                <w:iCs/>
+                <w:color w:val="5E6E7E"/>
+                <w:sz w:val="18"/>
+                <w:szCs w:val="18"/>
+              </w:rPr>
+              <w:t xml:space="preserve">In 8.4 ÷ 2.1 = 4, the quotient is 4 — there are 4 groups</w:t>
+            </w:r>
+          </w:p>
+        </w:tc>
+      </w:tr>
+      <w:tr>
+        <w:trPr>
+          <w:cantSplit/>
+        </w:trPr>
+        <w:tc>
+          <w:tcPr>
+            <w:tcW w:type="dxa" w:w="1800"/>
+            <w:tcMar>
+              <w:top w:type="dxa" w:w="60"/>
+              <w:left w:type="dxa" w:w="100"/>
+              <w:bottom w:type="dxa" w:w="60"/>
+              <w:right w:type="dxa" w:w="100"/>
+            </w:tcMar>
+            <w:vAlign w:val="top"/>
+          </w:tcPr>
+          <w:p>
+            <w:pPr>
+              <w:spacing w:after="20" w:before="0"/>
+            </w:pPr>
+            <w:r>
+              <w:rPr>
+                <w:b/>
+                <w:bCs/>
+                <w:color w:val="0F2B3C"/>
+                <w:sz w:val="20"/>
+                <w:szCs w:val="20"/>
+              </w:rPr>
+              <w:t xml:space="preserve">Decimal Division Algorithm</w:t>
+            </w:r>
+          </w:p>
+          <w:p>
+            <w:pPr>
+              <w:spacing w:after="0" w:before="0"/>
+            </w:pPr>
+            <w:r>
+              <w:rPr>
+                <w:i/>
+                <w:iCs/>
+                <w:color w:val="5E6E7E"/>
+                <w:sz w:val="18"/>
+                <w:szCs w:val="18"/>
+              </w:rPr>
+              <w:t xml:space="preserve">Algoritmo de división decimal</w:t>
+            </w:r>
+          </w:p>
+        </w:tc>
+        <w:tc>
+          <w:tcPr>
+            <w:tcW w:type="dxa" w:w="3160"/>
+            <w:tcMar>
+              <w:top w:type="dxa" w:w="60"/>
+              <w:left w:type="dxa" w:w="100"/>
+              <w:bottom w:type="dxa" w:w="60"/>
+              <w:right w:type="dxa" w:w="100"/>
+            </w:tcMar>
+            <w:vAlign w:val="top"/>
+          </w:tcPr>
+          <w:p>
+            <w:pPr>
+              <w:spacing w:after="0" w:before="0"/>
+            </w:pPr>
+            <w:r>
+              <w:rPr>
+                <w:sz w:val="19"/>
+                <w:szCs w:val="19"/>
+              </w:rPr>
+              <w:t xml:space="preserve">The steps for dividing decimals: slide the divisor's decimal point right until the divisor is a whole number, slide the dividend's point right the same number of places, then divide.</w:t>
+            </w:r>
+          </w:p>
+        </w:tc>
+        <w:tc>
+          <w:tcPr>
+            <w:tcW w:type="dxa" w:w="2200"/>
+            <w:tcMar>
+              <w:top w:type="dxa" w:w="60"/>
+              <w:left w:type="dxa" w:w="100"/>
+              <w:bottom w:type="dxa" w:w="60"/>
+              <w:right w:type="dxa" w:w="100"/>
+            </w:tcMar>
+            <w:vAlign w:val="top"/>
+          </w:tcPr>
+          <w:p>
+            <w:pPr>
+              <w:spacing w:after="30" w:before="0"/>
+            </w:pPr>
+            <w:r>
+              <w:rPr>
+                <w:i/>
+                <w:iCs/>
+                <w:color w:val="5E6E7E"/>
+                <w:sz w:val="18"/>
+                <w:szCs w:val="18"/>
+              </w:rPr>
+              <w:t xml:space="preserve">Not Decimal Division Algorithm: write a counter-example that does not fit the rule.</w:t>
+            </w:r>
+          </w:p>
+          <w:p>
+            <w:pPr>
+              <w:spacing w:after="50" w:before="0"/>
+            </w:pPr>
+            <w:r>
+              <w:rPr>
+                <w:color w:val="BBBBBB"/>
+                <w:sz w:val="18"/>
+                <w:szCs w:val="18"/>
+              </w:rPr>
+              <w:t xml:space="preserve">____________________________</w:t>
+            </w:r>
+          </w:p>
+        </w:tc>
+        <w:tc>
+          <w:tcPr>
+            <w:tcW w:type="dxa" w:w="2200"/>
+            <w:tcMar>
+              <w:top w:type="dxa" w:w="60"/>
+              <w:left w:type="dxa" w:w="100"/>
+              <w:bottom w:type="dxa" w:w="60"/>
+              <w:right w:type="dxa" w:w="100"/>
+            </w:tcMar>
+            <w:vAlign w:val="top"/>
+          </w:tcPr>
+          <w:p>
+            <w:pPr>
+              <w:spacing w:after="0" w:before="0"/>
+            </w:pPr>
+            <w:r>
+              <w:rPr>
+                <w:i/>
+                <w:iCs/>
+                <w:color w:val="5E6E7E"/>
+                <w:sz w:val="18"/>
+                <w:szCs w:val="18"/>
+              </w:rPr>
+              <w:t xml:space="preserve">8.4 ÷ 2.1 → move the point in both → 84 ÷ 21 → divide, multiply, subtract, bring down → 4</w:t>
+            </w:r>
+          </w:p>
+        </w:tc>
+      </w:tr>
+      <w:tr>
+        <w:trPr>
+          <w:cantSplit/>
+        </w:trPr>
+        <w:tc>
+          <w:tcPr>
+            <w:tcW w:type="dxa" w:w="1800"/>
+            <w:tcMar>
+              <w:top w:type="dxa" w:w="60"/>
+              <w:left w:type="dxa" w:w="100"/>
+              <w:bottom w:type="dxa" w:w="60"/>
+              <w:right w:type="dxa" w:w="100"/>
+            </w:tcMar>
+            <w:vAlign w:val="top"/>
+          </w:tcPr>
+          <w:p>
+            <w:pPr>
+              <w:spacing w:after="20" w:before="0"/>
+            </w:pPr>
+            <w:r>
+              <w:rPr>
+                <w:b/>
+                <w:bCs/>
+                <w:color w:val="0F2B3C"/>
+                <w:sz w:val="20"/>
+                <w:szCs w:val="20"/>
+              </w:rPr>
+              <w:t xml:space="preserve">Equivalent division</w:t>
+            </w:r>
+          </w:p>
+          <w:p>
+            <w:pPr>
+              <w:spacing w:after="0" w:before="0"/>
+            </w:pPr>
+            <w:r>
+              <w:rPr>
+                <w:i/>
+                <w:iCs/>
+                <w:color w:val="5E6E7E"/>
+                <w:sz w:val="18"/>
+                <w:szCs w:val="18"/>
+              </w:rPr>
+              <w:t xml:space="preserve">División equivalente</w:t>
+            </w:r>
+          </w:p>
+        </w:tc>
+        <w:tc>
+          <w:tcPr>
+            <w:tcW w:type="dxa" w:w="3160"/>
+            <w:tcMar>
+              <w:top w:type="dxa" w:w="60"/>
+              <w:left w:type="dxa" w:w="100"/>
+              <w:bottom w:type="dxa" w:w="60"/>
+              <w:right w:type="dxa" w:w="100"/>
+            </w:tcMar>
+            <w:vAlign w:val="top"/>
+          </w:tcPr>
+          <w:p>
+            <w:pPr>
+              <w:spacing w:after="0" w:before="0"/>
+            </w:pPr>
+            <w:r>
+              <w:rPr>
+                <w:sz w:val="19"/>
+                <w:szCs w:val="19"/>
+              </w:rPr>
+              <w:t xml:space="preserve">Multiplying both numbers by 10 or 100 gives the same answer.</w:t>
+            </w:r>
+          </w:p>
+        </w:tc>
+        <w:tc>
+          <w:tcPr>
+            <w:tcW w:type="dxa" w:w="2200"/>
+            <w:tcMar>
+              <w:top w:type="dxa" w:w="60"/>
+              <w:left w:type="dxa" w:w="100"/>
+              <w:bottom w:type="dxa" w:w="60"/>
+              <w:right w:type="dxa" w:w="100"/>
+            </w:tcMar>
+            <w:vAlign w:val="top"/>
+          </w:tcPr>
+          <w:p>
+            <w:pPr>
+              <w:spacing w:after="30" w:before="0"/>
+            </w:pPr>
+            <w:r>
+              <w:rPr>
+                <w:i/>
+                <w:iCs/>
+                <w:color w:val="5E6E7E"/>
+                <w:sz w:val="18"/>
+                <w:szCs w:val="18"/>
+              </w:rPr>
+              <w:t xml:space="preserve">Not Equivalent division: write a counter-example that does not fit the rule.</w:t>
+            </w:r>
+          </w:p>
+          <w:p>
+            <w:pPr>
+              <w:spacing w:after="50" w:before="0"/>
+            </w:pPr>
+            <w:r>
+              <w:rPr>
+                <w:color w:val="BBBBBB"/>
+                <w:sz w:val="18"/>
+                <w:szCs w:val="18"/>
+              </w:rPr>
+              <w:t xml:space="preserve">____________________________</w:t>
+            </w:r>
+          </w:p>
+        </w:tc>
+        <w:tc>
+          <w:tcPr>
+            <w:tcW w:type="dxa" w:w="2200"/>
+            <w:tcMar>
+              <w:top w:type="dxa" w:w="60"/>
+              <w:left w:type="dxa" w:w="100"/>
+              <w:bottom w:type="dxa" w:w="60"/>
+              <w:right w:type="dxa" w:w="100"/>
+            </w:tcMar>
+            <w:vAlign w:val="top"/>
+          </w:tcPr>
+          <w:p>
+            <w:pPr>
+              <w:spacing w:after="0" w:before="0"/>
+            </w:pPr>
+            <w:r>
+              <w:rPr>
+                <w:i/>
+                <w:iCs/>
+                <w:color w:val="5E6E7E"/>
+                <w:sz w:val="18"/>
+                <w:szCs w:val="18"/>
+              </w:rPr>
+              <w:t xml:space="preserve">7.56 ÷ 0.12 = 756 ÷ 12 = 63 (both multiplied by 100)</w:t>
+            </w:r>
+          </w:p>
+        </w:tc>
+      </w:tr>
+      <w:tr>
+        <w:trPr>
+          <w:cantSplit/>
+        </w:trPr>
+        <w:tc>
+          <w:tcPr>
+            <w:tcW w:type="dxa" w:w="1800"/>
+            <w:tcMar>
+              <w:top w:type="dxa" w:w="60"/>
+              <w:left w:type="dxa" w:w="100"/>
+              <w:bottom w:type="dxa" w:w="60"/>
+              <w:right w:type="dxa" w:w="100"/>
+            </w:tcMar>
+            <w:vAlign w:val="top"/>
+          </w:tcPr>
+          <w:p>
+            <w:pPr>
+              <w:spacing w:after="20" w:before="0"/>
+            </w:pPr>
+            <w:r>
+              <w:rPr>
+                <w:b/>
+                <w:bCs/>
+                <w:color w:val="0F2B3C"/>
+                <w:sz w:val="20"/>
+                <w:szCs w:val="20"/>
+              </w:rPr>
+              <w:t xml:space="preserve">Annex a zero</w:t>
+            </w:r>
+          </w:p>
+          <w:p>
+            <w:pPr>
+              <w:spacing w:after="0" w:before="0"/>
+            </w:pPr>
+            <w:r>
+              <w:rPr>
+                <w:i/>
+                <w:iCs/>
+                <w:color w:val="5E6E7E"/>
+                <w:sz w:val="18"/>
+                <w:szCs w:val="18"/>
+              </w:rPr>
+              <w:t xml:space="preserve">Agregar un cero</w:t>
+            </w:r>
+          </w:p>
+        </w:tc>
+        <w:tc>
+          <w:tcPr>
+            <w:tcW w:type="dxa" w:w="3160"/>
+            <w:tcMar>
+              <w:top w:type="dxa" w:w="60"/>
+              <w:left w:type="dxa" w:w="100"/>
+              <w:bottom w:type="dxa" w:w="60"/>
+              <w:right w:type="dxa" w:w="100"/>
+            </w:tcMar>
+            <w:vAlign w:val="top"/>
+          </w:tcPr>
+          <w:p>
+            <w:pPr>
+              <w:spacing w:after="0" w:before="0"/>
+            </w:pPr>
+            <w:r>
+              <w:rPr>
+                <w:sz w:val="19"/>
+                <w:szCs w:val="19"/>
+              </w:rPr>
+              <w:t xml:space="preserve">Write a zero after the last decimal digit without changing the value.</w:t>
+            </w:r>
+          </w:p>
+        </w:tc>
+        <w:tc>
+          <w:tcPr>
+            <w:tcW w:type="dxa" w:w="2200"/>
+            <w:tcMar>
+              <w:top w:type="dxa" w:w="60"/>
+              <w:left w:type="dxa" w:w="100"/>
+              <w:bottom w:type="dxa" w:w="60"/>
+              <w:right w:type="dxa" w:w="100"/>
+            </w:tcMar>
+            <w:vAlign w:val="top"/>
+          </w:tcPr>
+          <w:p>
+            <w:pPr>
+              <w:spacing w:after="30" w:before="0"/>
+            </w:pPr>
+            <w:r>
+              <w:rPr>
+                <w:i/>
+                <w:iCs/>
+                <w:color w:val="5E6E7E"/>
+                <w:sz w:val="18"/>
+                <w:szCs w:val="18"/>
+              </w:rPr>
+              <w:t xml:space="preserve">Not Annex a zero: write a counter-example that does not fit the rule.</w:t>
+            </w:r>
+          </w:p>
+          <w:p>
+            <w:pPr>
+              <w:spacing w:after="50" w:before="0"/>
+            </w:pPr>
+            <w:r>
+              <w:rPr>
+                <w:color w:val="BBBBBB"/>
+                <w:sz w:val="18"/>
+                <w:szCs w:val="18"/>
+              </w:rPr>
+              <w:t xml:space="preserve">____________________________</w:t>
+            </w:r>
+          </w:p>
+        </w:tc>
+        <w:tc>
+          <w:tcPr>
+            <w:tcW w:type="dxa" w:w="2200"/>
+            <w:tcMar>
+              <w:top w:type="dxa" w:w="60"/>
+              <w:left w:type="dxa" w:w="100"/>
+              <w:bottom w:type="dxa" w:w="60"/>
+              <w:right w:type="dxa" w:w="100"/>
+            </w:tcMar>
+            <w:vAlign w:val="top"/>
+          </w:tcPr>
+          <w:p>
+            <w:pPr>
+              <w:spacing w:after="0" w:before="0"/>
+            </w:pPr>
+            <w:r>
+              <w:rPr>
+                <w:i/>
+                <w:iCs/>
+                <w:color w:val="5E6E7E"/>
+                <w:sz w:val="18"/>
+                <w:szCs w:val="18"/>
+              </w:rPr>
+              <w:t xml:space="preserve">7.2 → 7.20</w:t>
+            </w:r>
+          </w:p>
+        </w:tc>
+      </w:tr>
+      <w:tr>
+        <w:trPr>
+          <w:cantSplit/>
+        </w:trPr>
+        <w:tc>
+          <w:tcPr>
+            <w:tcW w:type="dxa" w:w="1800"/>
+            <w:tcMar>
+              <w:top w:type="dxa" w:w="60"/>
+              <w:left w:type="dxa" w:w="100"/>
+              <w:bottom w:type="dxa" w:w="60"/>
+              <w:right w:type="dxa" w:w="100"/>
+            </w:tcMar>
+            <w:vAlign w:val="top"/>
+          </w:tcPr>
+          <w:p>
+            <w:pPr>
+              <w:spacing w:after="20" w:before="0"/>
+            </w:pPr>
+            <w:r>
+              <w:rPr>
+                <w:b/>
+                <w:bCs/>
+                <w:color w:val="0F2B3C"/>
+                <w:sz w:val="20"/>
+                <w:szCs w:val="20"/>
+              </w:rPr>
+              <w:t xml:space="preserve">Algorithm</w:t>
+            </w:r>
+          </w:p>
+          <w:p>
+            <w:pPr>
+              <w:spacing w:after="0" w:before="0"/>
+            </w:pPr>
+            <w:r>
+              <w:rPr>
+                <w:i/>
+                <w:iCs/>
+                <w:color w:val="5E6E7E"/>
+                <w:sz w:val="18"/>
+                <w:szCs w:val="18"/>
+              </w:rPr>
+              <w:t xml:space="preserve">Algoritmo</w:t>
+            </w:r>
+          </w:p>
+        </w:tc>
+        <w:tc>
+          <w:tcPr>
+            <w:tcW w:type="dxa" w:w="3160"/>
+            <w:tcMar>
+              <w:top w:type="dxa" w:w="60"/>
+              <w:left w:type="dxa" w:w="100"/>
+              <w:bottom w:type="dxa" w:w="60"/>
+              <w:right w:type="dxa" w:w="100"/>
+            </w:tcMar>
+            <w:vAlign w:val="top"/>
+          </w:tcPr>
+          <w:p>
+            <w:pPr>
+              <w:spacing w:after="0" w:before="0"/>
+            </w:pPr>
+            <w:r>
+              <w:rPr>
+                <w:sz w:val="19"/>
+                <w:szCs w:val="19"/>
+              </w:rPr>
+              <w:t xml:space="preserve">A set of steps you follow the same way every time.</w:t>
+            </w:r>
+          </w:p>
+        </w:tc>
+        <w:tc>
+          <w:tcPr>
+            <w:tcW w:type="dxa" w:w="2200"/>
+            <w:tcMar>
+              <w:top w:type="dxa" w:w="60"/>
+              <w:left w:type="dxa" w:w="100"/>
+              <w:bottom w:type="dxa" w:w="60"/>
+              <w:right w:type="dxa" w:w="100"/>
+            </w:tcMar>
+            <w:vAlign w:val="top"/>
+          </w:tcPr>
+          <w:p>
+            <w:pPr>
+              <w:spacing w:after="30" w:before="0"/>
+            </w:pPr>
+            <w:r>
+              <w:rPr>
+                <w:i/>
+                <w:iCs/>
+                <w:color w:val="5E6E7E"/>
+                <w:sz w:val="18"/>
+                <w:szCs w:val="18"/>
+              </w:rPr>
+              <w:t xml:space="preserve">Not Algorithm: write a counter-example that does not fit the rule.</w:t>
+            </w:r>
+          </w:p>
+          <w:p>
+            <w:pPr>
+              <w:spacing w:after="50" w:before="0"/>
+            </w:pPr>
+            <w:r>
+              <w:rPr>
+                <w:color w:val="BBBBBB"/>
+                <w:sz w:val="18"/>
+                <w:szCs w:val="18"/>
+              </w:rPr>
+              <w:t xml:space="preserve">____________________________</w:t>
+            </w:r>
+          </w:p>
+        </w:tc>
+        <w:tc>
+          <w:tcPr>
+            <w:tcW w:type="dxa" w:w="2200"/>
+            <w:tcMar>
+              <w:top w:type="dxa" w:w="60"/>
+              <w:left w:type="dxa" w:w="100"/>
+              <w:bottom w:type="dxa" w:w="60"/>
+              <w:right w:type="dxa" w:w="100"/>
+            </w:tcMar>
+            <w:vAlign w:val="top"/>
+          </w:tcPr>
+          <w:p>
+            <w:pPr>
+              <w:spacing w:after="0" w:before="0"/>
+            </w:pPr>
+            <w:r>
+              <w:rPr>
+                <w:i/>
+                <w:iCs/>
+                <w:color w:val="5E6E7E"/>
+                <w:sz w:val="18"/>
+                <w:szCs w:val="18"/>
+              </w:rPr>
+              <w:t xml:space="preserve">Divide, multiply, subtract, bring down — then repeat.</w:t>
+            </w:r>
+          </w:p>
+        </w:tc>
+      </w:tr>
+      <w:tr>
+        <w:trPr>
+          <w:cantSplit/>
+        </w:trPr>
+        <w:tc>
+          <w:tcPr>
+            <w:tcW w:type="dxa" w:w="1800"/>
+            <w:tcMar>
+              <w:top w:type="dxa" w:w="60"/>
+              <w:left w:type="dxa" w:w="100"/>
+              <w:bottom w:type="dxa" w:w="60"/>
+              <w:right w:type="dxa" w:w="100"/>
+            </w:tcMar>
+            <w:vAlign w:val="top"/>
+          </w:tcPr>
+          <w:p>
+            <w:pPr>
+              <w:spacing w:after="20" w:before="0"/>
+            </w:pPr>
+            <w:r>
+              <w:rPr>
+                <w:b/>
+                <w:bCs/>
+                <w:color w:val="0F2B3C"/>
+                <w:sz w:val="20"/>
+                <w:szCs w:val="20"/>
+              </w:rPr>
+              <w:t xml:space="preserve">Power of ten</w:t>
+            </w:r>
+          </w:p>
+          <w:p>
+            <w:pPr>
+              <w:spacing w:after="0" w:before="0"/>
+            </w:pPr>
+            <w:r>
+              <w:rPr>
+                <w:i/>
+                <w:iCs/>
+                <w:color w:val="5E6E7E"/>
+                <w:sz w:val="18"/>
+                <w:szCs w:val="18"/>
+              </w:rPr>
+              <w:t xml:space="preserve">Potencia de diez</w:t>
+            </w:r>
+          </w:p>
+        </w:tc>
+        <w:tc>
+          <w:tcPr>
+            <w:tcW w:type="dxa" w:w="3160"/>
+            <w:tcMar>
+              <w:top w:type="dxa" w:w="60"/>
+              <w:left w:type="dxa" w:w="100"/>
+              <w:bottom w:type="dxa" w:w="60"/>
+              <w:right w:type="dxa" w:w="100"/>
+            </w:tcMar>
+            <w:vAlign w:val="top"/>
+          </w:tcPr>
+          <w:p>
+            <w:pPr>
+              <w:spacing w:after="0" w:before="0"/>
+            </w:pPr>
+            <w:r>
+              <w:rPr>
+                <w:sz w:val="19"/>
+                <w:szCs w:val="19"/>
+              </w:rPr>
+              <w:t xml:space="preserve">Ten, one hundred, one thousand, and so on.</w:t>
+            </w:r>
+          </w:p>
+        </w:tc>
+        <w:tc>
+          <w:tcPr>
+            <w:tcW w:type="dxa" w:w="2200"/>
+            <w:tcMar>
+              <w:top w:type="dxa" w:w="60"/>
+              <w:left w:type="dxa" w:w="100"/>
+              <w:bottom w:type="dxa" w:w="60"/>
+              <w:right w:type="dxa" w:w="100"/>
+            </w:tcMar>
+            <w:vAlign w:val="top"/>
+          </w:tcPr>
+          <w:p>
+            <w:pPr>
+              <w:spacing w:after="30" w:before="0"/>
+            </w:pPr>
+            <w:r>
+              <w:rPr>
+                <w:i/>
+                <w:iCs/>
+                <w:color w:val="5E6E7E"/>
+                <w:sz w:val="18"/>
+                <w:szCs w:val="18"/>
+              </w:rPr>
+              <w:t xml:space="preserve">Not Power of ten: write a counter-example that does not fit the rule.</w:t>
+            </w:r>
+          </w:p>
+          <w:p>
+            <w:pPr>
+              <w:spacing w:after="50" w:before="0"/>
+            </w:pPr>
+            <w:r>
+              <w:rPr>
+                <w:color w:val="BBBBBB"/>
+                <w:sz w:val="18"/>
+                <w:szCs w:val="18"/>
+              </w:rPr>
+              <w:t xml:space="preserve">____________________________</w:t>
+            </w:r>
+          </w:p>
+        </w:tc>
+        <w:tc>
+          <w:tcPr>
+            <w:tcW w:type="dxa" w:w="2200"/>
+            <w:tcMar>
+              <w:top w:type="dxa" w:w="60"/>
+              <w:left w:type="dxa" w:w="100"/>
+              <w:bottom w:type="dxa" w:w="60"/>
+              <w:right w:type="dxa" w:w="100"/>
+            </w:tcMar>
+            <w:vAlign w:val="top"/>
+          </w:tcPr>
+          <w:p>
+            <w:pPr>
+              <w:spacing w:after="0" w:before="0"/>
+            </w:pPr>
+            <w:r>
+              <w:rPr>
+                <w:i/>
+                <w:iCs/>
+                <w:color w:val="5E6E7E"/>
+                <w:sz w:val="18"/>
+                <w:szCs w:val="18"/>
+              </w:rPr>
+              <w:t xml:space="preserve">Multiplying by 10 slides every digit one place.</w:t>
+            </w:r>
+          </w:p>
+        </w:tc>
+      </w:tr>
+    </w:tbl>
+    <w:p>
+      <w:pPr>
+        <w:spacing w:after="120" w:before="140"/>
       </w:pPr>
       <w:r>
         <w:rPr>
@@ -127,73 +1517,922 @@
         <w:t xml:space="preserve">Let's warm up division facts and divide-by-ten.</w:t>
       </w:r>
     </w:p>
+    <w:tbl>
+      <w:tblPr>
+        <w:tblW w:type="dxa" w:w="9360"/>
+        <w:tblBorders>
+          <w:top w:val="single" w:color="C7D2DD" w:sz="6"/>
+          <w:left w:val="single" w:color="C7D2DD" w:sz="6"/>
+          <w:bottom w:val="single" w:color="C7D2DD" w:sz="6"/>
+          <w:right w:val="single" w:color="C7D2DD" w:sz="6"/>
+          <w:insideH w:val="single" w:color="C7D2DD" w:sz="6"/>
+          <w:insideV w:val="single" w:color="C7D2DD" w:sz="6"/>
+        </w:tblBorders>
+      </w:tblPr>
+      <w:tblGrid>
+        <w:gridCol w:w="2800"/>
+        <w:gridCol w:w="3560"/>
+        <w:gridCol w:w="3000"/>
+      </w:tblGrid>
+      <w:tr>
+        <w:trPr>
+          <w:cantSplit/>
+          <w:tblHeader/>
+        </w:trPr>
+        <w:tc>
+          <w:tcPr>
+            <w:tcW w:type="dxa" w:w="2800"/>
+            <w:shd w:fill="EEF4F8" w:color="auto" w:val="clear"/>
+            <w:tcMar>
+              <w:top w:type="dxa" w:w="60"/>
+              <w:left w:type="dxa" w:w="100"/>
+              <w:bottom w:type="dxa" w:w="60"/>
+              <w:right w:type="dxa" w:w="100"/>
+            </w:tcMar>
+          </w:tcPr>
+          <w:p>
+            <w:pPr>
+              <w:spacing w:after="0" w:before="0"/>
+            </w:pPr>
+            <w:r>
+              <w:rPr>
+                <w:b/>
+                <w:bCs/>
+                <w:color w:val="0F2B3C"/>
+                <w:sz w:val="16"/>
+                <w:szCs w:val="16"/>
+              </w:rPr>
+              <w:t xml:space="preserve">CORE PROBLEM / GIVEN REPRESENTATION</w:t>
+            </w:r>
+          </w:p>
+        </w:tc>
+        <w:tc>
+          <w:tcPr>
+            <w:tcW w:type="dxa" w:w="3560"/>
+            <w:shd w:fill="EEF4F8" w:color="auto" w:val="clear"/>
+            <w:tcMar>
+              <w:top w:type="dxa" w:w="60"/>
+              <w:left w:type="dxa" w:w="100"/>
+              <w:bottom w:type="dxa" w:w="60"/>
+              <w:right w:type="dxa" w:w="100"/>
+            </w:tcMar>
+          </w:tcPr>
+          <w:p>
+            <w:pPr>
+              <w:spacing w:after="0" w:before="0"/>
+            </w:pPr>
+            <w:r>
+              <w:rPr>
+                <w:b/>
+                <w:bCs/>
+                <w:color w:val="0F2B3C"/>
+                <w:sz w:val="16"/>
+                <w:szCs w:val="16"/>
+              </w:rPr>
+              <w:t xml:space="preserve">WORKING SPACE / CALCULATION STEPS</w:t>
+            </w:r>
+          </w:p>
+        </w:tc>
+        <w:tc>
+          <w:tcPr>
+            <w:tcW w:type="dxa" w:w="3000"/>
+            <w:shd w:fill="FBF3E2" w:color="auto" w:val="clear"/>
+            <w:tcMar>
+              <w:top w:type="dxa" w:w="60"/>
+              <w:left w:type="dxa" w:w="100"/>
+              <w:bottom w:type="dxa" w:w="60"/>
+              <w:right w:type="dxa" w:w="100"/>
+            </w:tcMar>
+          </w:tcPr>
+          <w:p>
+            <w:pPr>
+              <w:spacing w:after="0" w:before="0"/>
+            </w:pPr>
+            <w:r>
+              <w:rPr>
+                <w:b/>
+                <w:bCs/>
+                <w:color w:val="7A5400"/>
+                <w:sz w:val="16"/>
+                <w:szCs w:val="16"/>
+              </w:rPr>
+              <w:t xml:space="preserve">EXPLAIN YOUR REASONING</w:t>
+            </w:r>
+          </w:p>
+        </w:tc>
+      </w:tr>
+      <w:tr>
+        <w:trPr>
+          <w:cantSplit/>
+        </w:trPr>
+        <w:tc>
+          <w:tcPr>
+            <w:tcW w:type="dxa" w:w="2800"/>
+            <w:tcMar>
+              <w:top w:type="dxa" w:w="80"/>
+              <w:left w:type="dxa" w:w="100"/>
+              <w:bottom w:type="dxa" w:w="80"/>
+              <w:right w:type="dxa" w:w="100"/>
+            </w:tcMar>
+            <w:vAlign w:val="top"/>
+          </w:tcPr>
+          <w:p>
+            <w:pPr>
+              <w:spacing w:after="40" w:before="0"/>
+            </w:pPr>
+            <w:r>
+              <w:rPr>
+                <w:b/>
+                <w:bCs/>
+                <w:color w:val="0F2B3C"/>
+                <w:sz w:val="20"/>
+                <w:szCs w:val="20"/>
+              </w:rPr>
+              <w:t xml:space="preserve">1.  What is 8 ÷ 2?</w:t>
+            </w:r>
+          </w:p>
+        </w:tc>
+        <w:tc>
+          <w:tcPr>
+            <w:tcW w:type="dxa" w:w="3560"/>
+            <w:tcMar>
+              <w:top w:type="dxa" w:w="80"/>
+              <w:left w:type="dxa" w:w="100"/>
+              <w:bottom w:type="dxa" w:w="80"/>
+              <w:right w:type="dxa" w:w="100"/>
+            </w:tcMar>
+            <w:vAlign w:val="top"/>
+          </w:tcPr>
+          <w:p>
+            <w:pPr>
+              <w:spacing w:after="50" w:before="0"/>
+            </w:pPr>
+            <w:r>
+              <w:rPr>
+                <w:color w:val="BBBBBB"/>
+                <w:sz w:val="18"/>
+                <w:szCs w:val="18"/>
+              </w:rPr>
+              <w:t xml:space="preserve">____________________________</w:t>
+            </w:r>
+          </w:p>
+          <w:p>
+            <w:pPr>
+              <w:spacing w:after="50" w:before="0"/>
+            </w:pPr>
+            <w:r>
+              <w:rPr>
+                <w:color w:val="BBBBBB"/>
+                <w:sz w:val="18"/>
+                <w:szCs w:val="18"/>
+              </w:rPr>
+              <w:t xml:space="preserve">____________________________</w:t>
+            </w:r>
+          </w:p>
+          <w:p>
+            <w:pPr>
+              <w:spacing w:after="50" w:before="0"/>
+            </w:pPr>
+            <w:r>
+              <w:rPr>
+                <w:color w:val="BBBBBB"/>
+                <w:sz w:val="18"/>
+                <w:szCs w:val="18"/>
+              </w:rPr>
+              <w:t xml:space="preserve">____________________________</w:t>
+            </w:r>
+          </w:p>
+          <w:p>
+            <w:pPr>
+              <w:spacing w:after="50" w:before="0"/>
+            </w:pPr>
+            <w:r>
+              <w:rPr>
+                <w:color w:val="BBBBBB"/>
+                <w:sz w:val="18"/>
+                <w:szCs w:val="18"/>
+              </w:rPr>
+              <w:t xml:space="preserve">____________________________</w:t>
+            </w:r>
+          </w:p>
+        </w:tc>
+        <w:tc>
+          <w:tcPr>
+            <w:tcW w:type="dxa" w:w="3000"/>
+            <w:shd w:fill="FBF3E2" w:color="auto" w:val="clear"/>
+            <w:tcMar>
+              <w:top w:type="dxa" w:w="80"/>
+              <w:left w:type="dxa" w:w="100"/>
+              <w:bottom w:type="dxa" w:w="80"/>
+              <w:right w:type="dxa" w:w="100"/>
+            </w:tcMar>
+            <w:vAlign w:val="top"/>
+          </w:tcPr>
+          <w:p>
+            <w:pPr>
+              <w:spacing w:after="30" w:before="0"/>
+            </w:pPr>
+            <w:r>
+              <w:rPr>
+                <w:b/>
+                <w:bCs/>
+                <w:color w:val="0F2B3C"/>
+                <w:sz w:val="18"/>
+                <w:szCs w:val="18"/>
+              </w:rPr>
+              <w:t xml:space="preserve">Because... ________________</w:t>
+            </w:r>
+          </w:p>
+          <w:p>
+            <w:pPr>
+              <w:spacing w:after="50" w:before="0"/>
+            </w:pPr>
+            <w:r>
+              <w:rPr>
+                <w:color w:val="BBBBBB"/>
+                <w:sz w:val="18"/>
+                <w:szCs w:val="18"/>
+              </w:rPr>
+              <w:t xml:space="preserve">____________________________</w:t>
+            </w:r>
+          </w:p>
+          <w:p>
+            <w:pPr>
+              <w:spacing w:after="30" w:before="40"/>
+            </w:pPr>
+            <w:r>
+              <w:rPr>
+                <w:b/>
+                <w:bCs/>
+                <w:color w:val="1A6FB5"/>
+                <w:sz w:val="18"/>
+                <w:szCs w:val="18"/>
+              </w:rPr>
+              <w:t xml:space="preserve">Although... _______________</w:t>
+            </w:r>
+          </w:p>
+          <w:p>
+            <w:pPr>
+              <w:spacing w:after="50" w:before="0"/>
+            </w:pPr>
+            <w:r>
+              <w:rPr>
+                <w:color w:val="BBBBBB"/>
+                <w:sz w:val="18"/>
+                <w:szCs w:val="18"/>
+              </w:rPr>
+              <w:t xml:space="preserve">____________________________</w:t>
+            </w:r>
+          </w:p>
+          <w:p>
+            <w:pPr>
+              <w:spacing w:after="30" w:before="40"/>
+            </w:pPr>
+            <w:r>
+              <w:rPr>
+                <w:b/>
+                <w:bCs/>
+                <w:color w:val="7A5400"/>
+                <w:sz w:val="18"/>
+                <w:szCs w:val="18"/>
+              </w:rPr>
+              <w:t xml:space="preserve">Therefore... ______________</w:t>
+            </w:r>
+          </w:p>
+          <w:p>
+            <w:pPr>
+              <w:spacing w:after="50" w:before="0"/>
+            </w:pPr>
+            <w:r>
+              <w:rPr>
+                <w:color w:val="BBBBBB"/>
+                <w:sz w:val="18"/>
+                <w:szCs w:val="18"/>
+              </w:rPr>
+              <w:t xml:space="preserve">____________________________</w:t>
+            </w:r>
+          </w:p>
+        </w:tc>
+      </w:tr>
+    </w:tbl>
     <w:p>
       <w:pPr>
-        <w:spacing w:after="40" w:before="0"/>
-      </w:pPr>
-      <w:r>
-        <w:rPr>
-          <w:sz w:val="22"/>
-          <w:szCs w:val="22"/>
-        </w:rPr>
-        <w:t xml:space="preserve">1.  What is 8 ÷ 2?</w:t>
+        <w:spacing w:after="60" w:before="0"/>
+      </w:pPr>
+      <w:r>
+        <w:t xml:space="preserve"/>
       </w:r>
     </w:p>
+    <w:tbl>
+      <w:tblPr>
+        <w:tblW w:type="dxa" w:w="9360"/>
+        <w:tblBorders>
+          <w:top w:val="single" w:color="C7D2DD" w:sz="6"/>
+          <w:left w:val="single" w:color="C7D2DD" w:sz="6"/>
+          <w:bottom w:val="single" w:color="C7D2DD" w:sz="6"/>
+          <w:right w:val="single" w:color="C7D2DD" w:sz="6"/>
+          <w:insideH w:val="single" w:color="C7D2DD" w:sz="6"/>
+          <w:insideV w:val="single" w:color="C7D2DD" w:sz="6"/>
+        </w:tblBorders>
+      </w:tblPr>
+      <w:tblGrid>
+        <w:gridCol w:w="2800"/>
+        <w:gridCol w:w="3560"/>
+        <w:gridCol w:w="3000"/>
+      </w:tblGrid>
+      <w:tr>
+        <w:trPr>
+          <w:cantSplit/>
+          <w:tblHeader/>
+        </w:trPr>
+        <w:tc>
+          <w:tcPr>
+            <w:tcW w:type="dxa" w:w="2800"/>
+            <w:shd w:fill="EEF4F8" w:color="auto" w:val="clear"/>
+            <w:tcMar>
+              <w:top w:type="dxa" w:w="60"/>
+              <w:left w:type="dxa" w:w="100"/>
+              <w:bottom w:type="dxa" w:w="60"/>
+              <w:right w:type="dxa" w:w="100"/>
+            </w:tcMar>
+          </w:tcPr>
+          <w:p>
+            <w:pPr>
+              <w:spacing w:after="0" w:before="0"/>
+            </w:pPr>
+            <w:r>
+              <w:rPr>
+                <w:b/>
+                <w:bCs/>
+                <w:color w:val="0F2B3C"/>
+                <w:sz w:val="16"/>
+                <w:szCs w:val="16"/>
+              </w:rPr>
+              <w:t xml:space="preserve">CORE PROBLEM / GIVEN REPRESENTATION</w:t>
+            </w:r>
+          </w:p>
+        </w:tc>
+        <w:tc>
+          <w:tcPr>
+            <w:tcW w:type="dxa" w:w="3560"/>
+            <w:shd w:fill="EEF4F8" w:color="auto" w:val="clear"/>
+            <w:tcMar>
+              <w:top w:type="dxa" w:w="60"/>
+              <w:left w:type="dxa" w:w="100"/>
+              <w:bottom w:type="dxa" w:w="60"/>
+              <w:right w:type="dxa" w:w="100"/>
+            </w:tcMar>
+          </w:tcPr>
+          <w:p>
+            <w:pPr>
+              <w:spacing w:after="0" w:before="0"/>
+            </w:pPr>
+            <w:r>
+              <w:rPr>
+                <w:b/>
+                <w:bCs/>
+                <w:color w:val="0F2B3C"/>
+                <w:sz w:val="16"/>
+                <w:szCs w:val="16"/>
+              </w:rPr>
+              <w:t xml:space="preserve">WORKING SPACE / CALCULATION STEPS</w:t>
+            </w:r>
+          </w:p>
+        </w:tc>
+        <w:tc>
+          <w:tcPr>
+            <w:tcW w:type="dxa" w:w="3000"/>
+            <w:shd w:fill="FBF3E2" w:color="auto" w:val="clear"/>
+            <w:tcMar>
+              <w:top w:type="dxa" w:w="60"/>
+              <w:left w:type="dxa" w:w="100"/>
+              <w:bottom w:type="dxa" w:w="60"/>
+              <w:right w:type="dxa" w:w="100"/>
+            </w:tcMar>
+          </w:tcPr>
+          <w:p>
+            <w:pPr>
+              <w:spacing w:after="0" w:before="0"/>
+            </w:pPr>
+            <w:r>
+              <w:rPr>
+                <w:b/>
+                <w:bCs/>
+                <w:color w:val="7A5400"/>
+                <w:sz w:val="16"/>
+                <w:szCs w:val="16"/>
+              </w:rPr>
+              <w:t xml:space="preserve">EXPLAIN YOUR REASONING</w:t>
+            </w:r>
+          </w:p>
+        </w:tc>
+      </w:tr>
+      <w:tr>
+        <w:trPr>
+          <w:cantSplit/>
+        </w:trPr>
+        <w:tc>
+          <w:tcPr>
+            <w:tcW w:type="dxa" w:w="2800"/>
+            <w:tcMar>
+              <w:top w:type="dxa" w:w="80"/>
+              <w:left w:type="dxa" w:w="100"/>
+              <w:bottom w:type="dxa" w:w="80"/>
+              <w:right w:type="dxa" w:w="100"/>
+            </w:tcMar>
+            <w:vAlign w:val="top"/>
+          </w:tcPr>
+          <w:p>
+            <w:pPr>
+              <w:spacing w:after="40" w:before="0"/>
+            </w:pPr>
+            <w:r>
+              <w:rPr>
+                <w:b/>
+                <w:bCs/>
+                <w:color w:val="0F2B3C"/>
+                <w:sz w:val="20"/>
+                <w:szCs w:val="20"/>
+              </w:rPr>
+              <w:t xml:space="preserve">2.  What is 30 ÷ 10?</w:t>
+            </w:r>
+          </w:p>
+        </w:tc>
+        <w:tc>
+          <w:tcPr>
+            <w:tcW w:type="dxa" w:w="3560"/>
+            <w:tcMar>
+              <w:top w:type="dxa" w:w="80"/>
+              <w:left w:type="dxa" w:w="100"/>
+              <w:bottom w:type="dxa" w:w="80"/>
+              <w:right w:type="dxa" w:w="100"/>
+            </w:tcMar>
+            <w:vAlign w:val="top"/>
+          </w:tcPr>
+          <w:p>
+            <w:pPr>
+              <w:spacing w:after="50" w:before="0"/>
+            </w:pPr>
+            <w:r>
+              <w:rPr>
+                <w:color w:val="BBBBBB"/>
+                <w:sz w:val="18"/>
+                <w:szCs w:val="18"/>
+              </w:rPr>
+              <w:t xml:space="preserve">____________________________</w:t>
+            </w:r>
+          </w:p>
+          <w:p>
+            <w:pPr>
+              <w:spacing w:after="50" w:before="0"/>
+            </w:pPr>
+            <w:r>
+              <w:rPr>
+                <w:color w:val="BBBBBB"/>
+                <w:sz w:val="18"/>
+                <w:szCs w:val="18"/>
+              </w:rPr>
+              <w:t xml:space="preserve">____________________________</w:t>
+            </w:r>
+          </w:p>
+          <w:p>
+            <w:pPr>
+              <w:spacing w:after="50" w:before="0"/>
+            </w:pPr>
+            <w:r>
+              <w:rPr>
+                <w:color w:val="BBBBBB"/>
+                <w:sz w:val="18"/>
+                <w:szCs w:val="18"/>
+              </w:rPr>
+              <w:t xml:space="preserve">____________________________</w:t>
+            </w:r>
+          </w:p>
+          <w:p>
+            <w:pPr>
+              <w:spacing w:after="50" w:before="0"/>
+            </w:pPr>
+            <w:r>
+              <w:rPr>
+                <w:color w:val="BBBBBB"/>
+                <w:sz w:val="18"/>
+                <w:szCs w:val="18"/>
+              </w:rPr>
+              <w:t xml:space="preserve">____________________________</w:t>
+            </w:r>
+          </w:p>
+        </w:tc>
+        <w:tc>
+          <w:tcPr>
+            <w:tcW w:type="dxa" w:w="3000"/>
+            <w:shd w:fill="FBF3E2" w:color="auto" w:val="clear"/>
+            <w:tcMar>
+              <w:top w:type="dxa" w:w="80"/>
+              <w:left w:type="dxa" w:w="100"/>
+              <w:bottom w:type="dxa" w:w="80"/>
+              <w:right w:type="dxa" w:w="100"/>
+            </w:tcMar>
+            <w:vAlign w:val="top"/>
+          </w:tcPr>
+          <w:p>
+            <w:pPr>
+              <w:spacing w:after="30" w:before="0"/>
+            </w:pPr>
+            <w:r>
+              <w:rPr>
+                <w:b/>
+                <w:bCs/>
+                <w:color w:val="0F2B3C"/>
+                <w:sz w:val="18"/>
+                <w:szCs w:val="18"/>
+              </w:rPr>
+              <w:t xml:space="preserve">Because... ________________</w:t>
+            </w:r>
+          </w:p>
+          <w:p>
+            <w:pPr>
+              <w:spacing w:after="50" w:before="0"/>
+            </w:pPr>
+            <w:r>
+              <w:rPr>
+                <w:color w:val="BBBBBB"/>
+                <w:sz w:val="18"/>
+                <w:szCs w:val="18"/>
+              </w:rPr>
+              <w:t xml:space="preserve">____________________________</w:t>
+            </w:r>
+          </w:p>
+          <w:p>
+            <w:pPr>
+              <w:spacing w:after="30" w:before="40"/>
+            </w:pPr>
+            <w:r>
+              <w:rPr>
+                <w:b/>
+                <w:bCs/>
+                <w:color w:val="1A6FB5"/>
+                <w:sz w:val="18"/>
+                <w:szCs w:val="18"/>
+              </w:rPr>
+              <w:t xml:space="preserve">Although... _______________</w:t>
+            </w:r>
+          </w:p>
+          <w:p>
+            <w:pPr>
+              <w:spacing w:after="50" w:before="0"/>
+            </w:pPr>
+            <w:r>
+              <w:rPr>
+                <w:color w:val="BBBBBB"/>
+                <w:sz w:val="18"/>
+                <w:szCs w:val="18"/>
+              </w:rPr>
+              <w:t xml:space="preserve">____________________________</w:t>
+            </w:r>
+          </w:p>
+          <w:p>
+            <w:pPr>
+              <w:spacing w:after="30" w:before="40"/>
+            </w:pPr>
+            <w:r>
+              <w:rPr>
+                <w:b/>
+                <w:bCs/>
+                <w:color w:val="7A5400"/>
+                <w:sz w:val="18"/>
+                <w:szCs w:val="18"/>
+              </w:rPr>
+              <w:t xml:space="preserve">Therefore... ______________</w:t>
+            </w:r>
+          </w:p>
+          <w:p>
+            <w:pPr>
+              <w:spacing w:after="50" w:before="0"/>
+            </w:pPr>
+            <w:r>
+              <w:rPr>
+                <w:color w:val="BBBBBB"/>
+                <w:sz w:val="18"/>
+                <w:szCs w:val="18"/>
+              </w:rPr>
+              <w:t xml:space="preserve">____________________________</w:t>
+            </w:r>
+          </w:p>
+        </w:tc>
+      </w:tr>
+    </w:tbl>
     <w:p>
       <w:pPr>
-        <w:spacing w:after="80" w:before="0"/>
-      </w:pPr>
-      <w:r>
-        <w:rPr>
-          <w:color w:val="BBBBBB"/>
-        </w:rPr>
-        <w:t xml:space="preserve">____________________________________________________</w:t>
+        <w:spacing w:after="60" w:before="0"/>
+      </w:pPr>
+      <w:r>
+        <w:t xml:space="preserve"/>
       </w:r>
     </w:p>
+    <w:tbl>
+      <w:tblPr>
+        <w:tblW w:type="dxa" w:w="9360"/>
+        <w:tblBorders>
+          <w:top w:val="single" w:color="C7D2DD" w:sz="6"/>
+          <w:left w:val="single" w:color="C7D2DD" w:sz="6"/>
+          <w:bottom w:val="single" w:color="C7D2DD" w:sz="6"/>
+          <w:right w:val="single" w:color="C7D2DD" w:sz="6"/>
+          <w:insideH w:val="single" w:color="C7D2DD" w:sz="6"/>
+          <w:insideV w:val="single" w:color="C7D2DD" w:sz="6"/>
+        </w:tblBorders>
+      </w:tblPr>
+      <w:tblGrid>
+        <w:gridCol w:w="2800"/>
+        <w:gridCol w:w="3560"/>
+        <w:gridCol w:w="3000"/>
+      </w:tblGrid>
+      <w:tr>
+        <w:trPr>
+          <w:cantSplit/>
+          <w:tblHeader/>
+        </w:trPr>
+        <w:tc>
+          <w:tcPr>
+            <w:tcW w:type="dxa" w:w="2800"/>
+            <w:shd w:fill="EEF4F8" w:color="auto" w:val="clear"/>
+            <w:tcMar>
+              <w:top w:type="dxa" w:w="60"/>
+              <w:left w:type="dxa" w:w="100"/>
+              <w:bottom w:type="dxa" w:w="60"/>
+              <w:right w:type="dxa" w:w="100"/>
+            </w:tcMar>
+          </w:tcPr>
+          <w:p>
+            <w:pPr>
+              <w:spacing w:after="0" w:before="0"/>
+            </w:pPr>
+            <w:r>
+              <w:rPr>
+                <w:b/>
+                <w:bCs/>
+                <w:color w:val="0F2B3C"/>
+                <w:sz w:val="16"/>
+                <w:szCs w:val="16"/>
+              </w:rPr>
+              <w:t xml:space="preserve">CORE PROBLEM / GIVEN REPRESENTATION</w:t>
+            </w:r>
+          </w:p>
+        </w:tc>
+        <w:tc>
+          <w:tcPr>
+            <w:tcW w:type="dxa" w:w="3560"/>
+            <w:shd w:fill="EEF4F8" w:color="auto" w:val="clear"/>
+            <w:tcMar>
+              <w:top w:type="dxa" w:w="60"/>
+              <w:left w:type="dxa" w:w="100"/>
+              <w:bottom w:type="dxa" w:w="60"/>
+              <w:right w:type="dxa" w:w="100"/>
+            </w:tcMar>
+          </w:tcPr>
+          <w:p>
+            <w:pPr>
+              <w:spacing w:after="0" w:before="0"/>
+            </w:pPr>
+            <w:r>
+              <w:rPr>
+                <w:b/>
+                <w:bCs/>
+                <w:color w:val="0F2B3C"/>
+                <w:sz w:val="16"/>
+                <w:szCs w:val="16"/>
+              </w:rPr>
+              <w:t xml:space="preserve">WORKING SPACE / CALCULATION STEPS</w:t>
+            </w:r>
+          </w:p>
+        </w:tc>
+        <w:tc>
+          <w:tcPr>
+            <w:tcW w:type="dxa" w:w="3000"/>
+            <w:shd w:fill="FBF3E2" w:color="auto" w:val="clear"/>
+            <w:tcMar>
+              <w:top w:type="dxa" w:w="60"/>
+              <w:left w:type="dxa" w:w="100"/>
+              <w:bottom w:type="dxa" w:w="60"/>
+              <w:right w:type="dxa" w:w="100"/>
+            </w:tcMar>
+          </w:tcPr>
+          <w:p>
+            <w:pPr>
+              <w:spacing w:after="0" w:before="0"/>
+            </w:pPr>
+            <w:r>
+              <w:rPr>
+                <w:b/>
+                <w:bCs/>
+                <w:color w:val="7A5400"/>
+                <w:sz w:val="16"/>
+                <w:szCs w:val="16"/>
+              </w:rPr>
+              <w:t xml:space="preserve">EXPLAIN YOUR REASONING</w:t>
+            </w:r>
+          </w:p>
+        </w:tc>
+      </w:tr>
+      <w:tr>
+        <w:trPr>
+          <w:cantSplit/>
+        </w:trPr>
+        <w:tc>
+          <w:tcPr>
+            <w:tcW w:type="dxa" w:w="2800"/>
+            <w:tcMar>
+              <w:top w:type="dxa" w:w="80"/>
+              <w:left w:type="dxa" w:w="100"/>
+              <w:bottom w:type="dxa" w:w="80"/>
+              <w:right w:type="dxa" w:w="100"/>
+            </w:tcMar>
+            <w:vAlign w:val="top"/>
+          </w:tcPr>
+          <w:p>
+            <w:pPr>
+              <w:spacing w:after="40" w:before="0"/>
+            </w:pPr>
+            <w:r>
+              <w:rPr>
+                <w:b/>
+                <w:bCs/>
+                <w:color w:val="0F2B3C"/>
+                <w:sz w:val="20"/>
+                <w:szCs w:val="20"/>
+              </w:rPr>
+              <w:t xml:space="preserve">3.  What is 18 ÷ 3?</w:t>
+            </w:r>
+          </w:p>
+        </w:tc>
+        <w:tc>
+          <w:tcPr>
+            <w:tcW w:type="dxa" w:w="3560"/>
+            <w:tcMar>
+              <w:top w:type="dxa" w:w="80"/>
+              <w:left w:type="dxa" w:w="100"/>
+              <w:bottom w:type="dxa" w:w="80"/>
+              <w:right w:type="dxa" w:w="100"/>
+            </w:tcMar>
+            <w:vAlign w:val="top"/>
+          </w:tcPr>
+          <w:p>
+            <w:pPr>
+              <w:spacing w:after="50" w:before="0"/>
+            </w:pPr>
+            <w:r>
+              <w:rPr>
+                <w:color w:val="BBBBBB"/>
+                <w:sz w:val="18"/>
+                <w:szCs w:val="18"/>
+              </w:rPr>
+              <w:t xml:space="preserve">____________________________</w:t>
+            </w:r>
+          </w:p>
+          <w:p>
+            <w:pPr>
+              <w:spacing w:after="50" w:before="0"/>
+            </w:pPr>
+            <w:r>
+              <w:rPr>
+                <w:color w:val="BBBBBB"/>
+                <w:sz w:val="18"/>
+                <w:szCs w:val="18"/>
+              </w:rPr>
+              <w:t xml:space="preserve">____________________________</w:t>
+            </w:r>
+          </w:p>
+          <w:p>
+            <w:pPr>
+              <w:spacing w:after="50" w:before="0"/>
+            </w:pPr>
+            <w:r>
+              <w:rPr>
+                <w:color w:val="BBBBBB"/>
+                <w:sz w:val="18"/>
+                <w:szCs w:val="18"/>
+              </w:rPr>
+              <w:t xml:space="preserve">____________________________</w:t>
+            </w:r>
+          </w:p>
+          <w:p>
+            <w:pPr>
+              <w:spacing w:after="50" w:before="0"/>
+            </w:pPr>
+            <w:r>
+              <w:rPr>
+                <w:color w:val="BBBBBB"/>
+                <w:sz w:val="18"/>
+                <w:szCs w:val="18"/>
+              </w:rPr>
+              <w:t xml:space="preserve">____________________________</w:t>
+            </w:r>
+          </w:p>
+        </w:tc>
+        <w:tc>
+          <w:tcPr>
+            <w:tcW w:type="dxa" w:w="3000"/>
+            <w:shd w:fill="FBF3E2" w:color="auto" w:val="clear"/>
+            <w:tcMar>
+              <w:top w:type="dxa" w:w="80"/>
+              <w:left w:type="dxa" w:w="100"/>
+              <w:bottom w:type="dxa" w:w="80"/>
+              <w:right w:type="dxa" w:w="100"/>
+            </w:tcMar>
+            <w:vAlign w:val="top"/>
+          </w:tcPr>
+          <w:p>
+            <w:pPr>
+              <w:spacing w:after="30" w:before="0"/>
+            </w:pPr>
+            <w:r>
+              <w:rPr>
+                <w:b/>
+                <w:bCs/>
+                <w:color w:val="0F2B3C"/>
+                <w:sz w:val="18"/>
+                <w:szCs w:val="18"/>
+              </w:rPr>
+              <w:t xml:space="preserve">Because... ________________</w:t>
+            </w:r>
+          </w:p>
+          <w:p>
+            <w:pPr>
+              <w:spacing w:after="50" w:before="0"/>
+            </w:pPr>
+            <w:r>
+              <w:rPr>
+                <w:color w:val="BBBBBB"/>
+                <w:sz w:val="18"/>
+                <w:szCs w:val="18"/>
+              </w:rPr>
+              <w:t xml:space="preserve">____________________________</w:t>
+            </w:r>
+          </w:p>
+          <w:p>
+            <w:pPr>
+              <w:spacing w:after="30" w:before="40"/>
+            </w:pPr>
+            <w:r>
+              <w:rPr>
+                <w:b/>
+                <w:bCs/>
+                <w:color w:val="1A6FB5"/>
+                <w:sz w:val="18"/>
+                <w:szCs w:val="18"/>
+              </w:rPr>
+              <w:t xml:space="preserve">Although... _______________</w:t>
+            </w:r>
+          </w:p>
+          <w:p>
+            <w:pPr>
+              <w:spacing w:after="50" w:before="0"/>
+            </w:pPr>
+            <w:r>
+              <w:rPr>
+                <w:color w:val="BBBBBB"/>
+                <w:sz w:val="18"/>
+                <w:szCs w:val="18"/>
+              </w:rPr>
+              <w:t xml:space="preserve">____________________________</w:t>
+            </w:r>
+          </w:p>
+          <w:p>
+            <w:pPr>
+              <w:spacing w:after="30" w:before="40"/>
+            </w:pPr>
+            <w:r>
+              <w:rPr>
+                <w:b/>
+                <w:bCs/>
+                <w:color w:val="7A5400"/>
+                <w:sz w:val="18"/>
+                <w:szCs w:val="18"/>
+              </w:rPr>
+              <w:t xml:space="preserve">Therefore... ______________</w:t>
+            </w:r>
+          </w:p>
+          <w:p>
+            <w:pPr>
+              <w:spacing w:after="50" w:before="0"/>
+            </w:pPr>
+            <w:r>
+              <w:rPr>
+                <w:color w:val="BBBBBB"/>
+                <w:sz w:val="18"/>
+                <w:szCs w:val="18"/>
+              </w:rPr>
+              <w:t xml:space="preserve">____________________________</w:t>
+            </w:r>
+          </w:p>
+        </w:tc>
+      </w:tr>
+    </w:tbl>
     <w:p>
       <w:pPr>
-        <w:spacing w:after="40" w:before="0"/>
-      </w:pPr>
-      <w:r>
-        <w:rPr>
-          <w:sz w:val="22"/>
-          <w:szCs w:val="22"/>
-        </w:rPr>
-        <w:t xml:space="preserve">2.  What is 30 ÷ 10?</w:t>
-      </w:r>
-    </w:p>
-    <w:p>
-      <w:pPr>
-        <w:spacing w:after="80" w:before="0"/>
-      </w:pPr>
-      <w:r>
-        <w:rPr>
-          <w:color w:val="BBBBBB"/>
-        </w:rPr>
-        <w:t xml:space="preserve">____________________________________________________</w:t>
-      </w:r>
-    </w:p>
-    <w:p>
-      <w:pPr>
-        <w:spacing w:after="40" w:before="0"/>
-      </w:pPr>
-      <w:r>
-        <w:rPr>
-          <w:sz w:val="22"/>
-          <w:szCs w:val="22"/>
-        </w:rPr>
-        <w:t xml:space="preserve">3.  What is 18 ÷ 3?</w:t>
-      </w:r>
-    </w:p>
-    <w:p>
-      <w:pPr>
-        <w:spacing w:after="80" w:before="0"/>
-      </w:pPr>
-      <w:r>
-        <w:rPr>
-          <w:color w:val="BBBBBB"/>
-        </w:rPr>
-        <w:t xml:space="preserve">____________________________________________________</w:t>
+        <w:spacing w:after="60" w:before="0"/>
+      </w:pPr>
+      <w:r>
+        <w:t xml:space="preserve"/>
       </w:r>
     </w:p>
     <w:p>
@@ -225,86 +2464,935 @@
         <w:t xml:space="preserve">Now divide a simple decimal by a whole number.</w:t>
       </w:r>
     </w:p>
+    <w:tbl>
+      <w:tblPr>
+        <w:tblW w:type="dxa" w:w="9360"/>
+        <w:tblBorders>
+          <w:top w:val="single" w:color="C7D2DD" w:sz="6"/>
+          <w:left w:val="single" w:color="C7D2DD" w:sz="6"/>
+          <w:bottom w:val="single" w:color="C7D2DD" w:sz="6"/>
+          <w:right w:val="single" w:color="C7D2DD" w:sz="6"/>
+          <w:insideH w:val="single" w:color="C7D2DD" w:sz="6"/>
+          <w:insideV w:val="single" w:color="C7D2DD" w:sz="6"/>
+        </w:tblBorders>
+      </w:tblPr>
+      <w:tblGrid>
+        <w:gridCol w:w="2800"/>
+        <w:gridCol w:w="3560"/>
+        <w:gridCol w:w="3000"/>
+      </w:tblGrid>
+      <w:tr>
+        <w:trPr>
+          <w:cantSplit/>
+          <w:tblHeader/>
+        </w:trPr>
+        <w:tc>
+          <w:tcPr>
+            <w:tcW w:type="dxa" w:w="2800"/>
+            <w:shd w:fill="EEF4F8" w:color="auto" w:val="clear"/>
+            <w:tcMar>
+              <w:top w:type="dxa" w:w="60"/>
+              <w:left w:type="dxa" w:w="100"/>
+              <w:bottom w:type="dxa" w:w="60"/>
+              <w:right w:type="dxa" w:w="100"/>
+            </w:tcMar>
+          </w:tcPr>
+          <w:p>
+            <w:pPr>
+              <w:spacing w:after="0" w:before="0"/>
+            </w:pPr>
+            <w:r>
+              <w:rPr>
+                <w:b/>
+                <w:bCs/>
+                <w:color w:val="0F2B3C"/>
+                <w:sz w:val="16"/>
+                <w:szCs w:val="16"/>
+              </w:rPr>
+              <w:t xml:space="preserve">CORE PROBLEM / GIVEN REPRESENTATION</w:t>
+            </w:r>
+          </w:p>
+        </w:tc>
+        <w:tc>
+          <w:tcPr>
+            <w:tcW w:type="dxa" w:w="3560"/>
+            <w:shd w:fill="EEF4F8" w:color="auto" w:val="clear"/>
+            <w:tcMar>
+              <w:top w:type="dxa" w:w="60"/>
+              <w:left w:type="dxa" w:w="100"/>
+              <w:bottom w:type="dxa" w:w="60"/>
+              <w:right w:type="dxa" w:w="100"/>
+            </w:tcMar>
+          </w:tcPr>
+          <w:p>
+            <w:pPr>
+              <w:spacing w:after="0" w:before="0"/>
+            </w:pPr>
+            <w:r>
+              <w:rPr>
+                <w:b/>
+                <w:bCs/>
+                <w:color w:val="0F2B3C"/>
+                <w:sz w:val="16"/>
+                <w:szCs w:val="16"/>
+              </w:rPr>
+              <w:t xml:space="preserve">WORKING SPACE / CALCULATION STEPS</w:t>
+            </w:r>
+          </w:p>
+        </w:tc>
+        <w:tc>
+          <w:tcPr>
+            <w:tcW w:type="dxa" w:w="3000"/>
+            <w:shd w:fill="FBF3E2" w:color="auto" w:val="clear"/>
+            <w:tcMar>
+              <w:top w:type="dxa" w:w="60"/>
+              <w:left w:type="dxa" w:w="100"/>
+              <w:bottom w:type="dxa" w:w="60"/>
+              <w:right w:type="dxa" w:w="100"/>
+            </w:tcMar>
+          </w:tcPr>
+          <w:p>
+            <w:pPr>
+              <w:spacing w:after="0" w:before="0"/>
+            </w:pPr>
+            <w:r>
+              <w:rPr>
+                <w:b/>
+                <w:bCs/>
+                <w:color w:val="7A5400"/>
+                <w:sz w:val="16"/>
+                <w:szCs w:val="16"/>
+              </w:rPr>
+              <w:t xml:space="preserve">EXPLAIN YOUR REASONING</w:t>
+            </w:r>
+          </w:p>
+        </w:tc>
+      </w:tr>
+      <w:tr>
+        <w:trPr>
+          <w:cantSplit/>
+        </w:trPr>
+        <w:tc>
+          <w:tcPr>
+            <w:tcW w:type="dxa" w:w="2800"/>
+            <w:tcMar>
+              <w:top w:type="dxa" w:w="80"/>
+              <w:left w:type="dxa" w:w="100"/>
+              <w:bottom w:type="dxa" w:w="80"/>
+              <w:right w:type="dxa" w:w="100"/>
+            </w:tcMar>
+            <w:vAlign w:val="top"/>
+          </w:tcPr>
+          <w:p>
+            <w:pPr>
+              <w:spacing w:after="40" w:before="0"/>
+            </w:pPr>
+            <w:r>
+              <w:rPr>
+                <w:b/>
+                <w:bCs/>
+                <w:color w:val="0F2B3C"/>
+                <w:sz w:val="20"/>
+                <w:szCs w:val="20"/>
+              </w:rPr>
+              <w:t xml:space="preserve">1.  What is 0.8 ÷ 2?</w:t>
+            </w:r>
+          </w:p>
+        </w:tc>
+        <w:tc>
+          <w:tcPr>
+            <w:tcW w:type="dxa" w:w="3560"/>
+            <w:tcMar>
+              <w:top w:type="dxa" w:w="80"/>
+              <w:left w:type="dxa" w:w="100"/>
+              <w:bottom w:type="dxa" w:w="80"/>
+              <w:right w:type="dxa" w:w="100"/>
+            </w:tcMar>
+            <w:vAlign w:val="top"/>
+          </w:tcPr>
+          <w:p>
+            <w:pPr>
+              <w:spacing w:after="50" w:before="0"/>
+            </w:pPr>
+            <w:r>
+              <w:rPr>
+                <w:color w:val="BBBBBB"/>
+                <w:sz w:val="18"/>
+                <w:szCs w:val="18"/>
+              </w:rPr>
+              <w:t xml:space="preserve">____________________________</w:t>
+            </w:r>
+          </w:p>
+          <w:p>
+            <w:pPr>
+              <w:spacing w:after="50" w:before="0"/>
+            </w:pPr>
+            <w:r>
+              <w:rPr>
+                <w:color w:val="BBBBBB"/>
+                <w:sz w:val="18"/>
+                <w:szCs w:val="18"/>
+              </w:rPr>
+              <w:t xml:space="preserve">____________________________</w:t>
+            </w:r>
+          </w:p>
+          <w:p>
+            <w:pPr>
+              <w:spacing w:after="50" w:before="0"/>
+            </w:pPr>
+            <w:r>
+              <w:rPr>
+                <w:color w:val="BBBBBB"/>
+                <w:sz w:val="18"/>
+                <w:szCs w:val="18"/>
+              </w:rPr>
+              <w:t xml:space="preserve">____________________________</w:t>
+            </w:r>
+          </w:p>
+          <w:p>
+            <w:pPr>
+              <w:spacing w:after="50" w:before="0"/>
+            </w:pPr>
+            <w:r>
+              <w:rPr>
+                <w:color w:val="BBBBBB"/>
+                <w:sz w:val="18"/>
+                <w:szCs w:val="18"/>
+              </w:rPr>
+              <w:t xml:space="preserve">____________________________</w:t>
+            </w:r>
+          </w:p>
+        </w:tc>
+        <w:tc>
+          <w:tcPr>
+            <w:tcW w:type="dxa" w:w="3000"/>
+            <w:shd w:fill="FBF3E2" w:color="auto" w:val="clear"/>
+            <w:tcMar>
+              <w:top w:type="dxa" w:w="80"/>
+              <w:left w:type="dxa" w:w="100"/>
+              <w:bottom w:type="dxa" w:w="80"/>
+              <w:right w:type="dxa" w:w="100"/>
+            </w:tcMar>
+            <w:vAlign w:val="top"/>
+          </w:tcPr>
+          <w:p>
+            <w:pPr>
+              <w:spacing w:after="30" w:before="0"/>
+            </w:pPr>
+            <w:r>
+              <w:rPr>
+                <w:b/>
+                <w:bCs/>
+                <w:color w:val="0F2B3C"/>
+                <w:sz w:val="18"/>
+                <w:szCs w:val="18"/>
+              </w:rPr>
+              <w:t xml:space="preserve">Because... ________________</w:t>
+            </w:r>
+          </w:p>
+          <w:p>
+            <w:pPr>
+              <w:spacing w:after="50" w:before="0"/>
+            </w:pPr>
+            <w:r>
+              <w:rPr>
+                <w:color w:val="BBBBBB"/>
+                <w:sz w:val="18"/>
+                <w:szCs w:val="18"/>
+              </w:rPr>
+              <w:t xml:space="preserve">____________________________</w:t>
+            </w:r>
+          </w:p>
+          <w:p>
+            <w:pPr>
+              <w:spacing w:after="30" w:before="40"/>
+            </w:pPr>
+            <w:r>
+              <w:rPr>
+                <w:b/>
+                <w:bCs/>
+                <w:color w:val="1A6FB5"/>
+                <w:sz w:val="18"/>
+                <w:szCs w:val="18"/>
+              </w:rPr>
+              <w:t xml:space="preserve">Although... _______________</w:t>
+            </w:r>
+          </w:p>
+          <w:p>
+            <w:pPr>
+              <w:spacing w:after="50" w:before="0"/>
+            </w:pPr>
+            <w:r>
+              <w:rPr>
+                <w:color w:val="BBBBBB"/>
+                <w:sz w:val="18"/>
+                <w:szCs w:val="18"/>
+              </w:rPr>
+              <w:t xml:space="preserve">____________________________</w:t>
+            </w:r>
+          </w:p>
+          <w:p>
+            <w:pPr>
+              <w:spacing w:after="30" w:before="40"/>
+            </w:pPr>
+            <w:r>
+              <w:rPr>
+                <w:b/>
+                <w:bCs/>
+                <w:color w:val="7A5400"/>
+                <w:sz w:val="18"/>
+                <w:szCs w:val="18"/>
+              </w:rPr>
+              <w:t xml:space="preserve">Therefore... ______________</w:t>
+            </w:r>
+          </w:p>
+          <w:p>
+            <w:pPr>
+              <w:spacing w:after="50" w:before="0"/>
+            </w:pPr>
+            <w:r>
+              <w:rPr>
+                <w:color w:val="BBBBBB"/>
+                <w:sz w:val="18"/>
+                <w:szCs w:val="18"/>
+              </w:rPr>
+              <w:t xml:space="preserve">____________________________</w:t>
+            </w:r>
+          </w:p>
+        </w:tc>
+      </w:tr>
+    </w:tbl>
     <w:p>
       <w:pPr>
-        <w:spacing w:after="40" w:before="0"/>
-      </w:pPr>
-      <w:r>
-        <w:rPr>
-          <w:sz w:val="22"/>
-          <w:szCs w:val="22"/>
-        </w:rPr>
-        <w:t xml:space="preserve">1.  What is 0.8 ÷ 2?</w:t>
+        <w:spacing w:after="60" w:before="0"/>
+      </w:pPr>
+      <w:r>
+        <w:t xml:space="preserve"/>
       </w:r>
     </w:p>
+    <w:tbl>
+      <w:tblPr>
+        <w:tblW w:type="dxa" w:w="9360"/>
+        <w:tblBorders>
+          <w:top w:val="single" w:color="C7D2DD" w:sz="6"/>
+          <w:left w:val="single" w:color="C7D2DD" w:sz="6"/>
+          <w:bottom w:val="single" w:color="C7D2DD" w:sz="6"/>
+          <w:right w:val="single" w:color="C7D2DD" w:sz="6"/>
+          <w:insideH w:val="single" w:color="C7D2DD" w:sz="6"/>
+          <w:insideV w:val="single" w:color="C7D2DD" w:sz="6"/>
+        </w:tblBorders>
+      </w:tblPr>
+      <w:tblGrid>
+        <w:gridCol w:w="2800"/>
+        <w:gridCol w:w="3560"/>
+        <w:gridCol w:w="3000"/>
+      </w:tblGrid>
+      <w:tr>
+        <w:trPr>
+          <w:cantSplit/>
+          <w:tblHeader/>
+        </w:trPr>
+        <w:tc>
+          <w:tcPr>
+            <w:tcW w:type="dxa" w:w="2800"/>
+            <w:shd w:fill="EEF4F8" w:color="auto" w:val="clear"/>
+            <w:tcMar>
+              <w:top w:type="dxa" w:w="60"/>
+              <w:left w:type="dxa" w:w="100"/>
+              <w:bottom w:type="dxa" w:w="60"/>
+              <w:right w:type="dxa" w:w="100"/>
+            </w:tcMar>
+          </w:tcPr>
+          <w:p>
+            <w:pPr>
+              <w:spacing w:after="0" w:before="0"/>
+            </w:pPr>
+            <w:r>
+              <w:rPr>
+                <w:b/>
+                <w:bCs/>
+                <w:color w:val="0F2B3C"/>
+                <w:sz w:val="16"/>
+                <w:szCs w:val="16"/>
+              </w:rPr>
+              <w:t xml:space="preserve">CORE PROBLEM / GIVEN REPRESENTATION</w:t>
+            </w:r>
+          </w:p>
+        </w:tc>
+        <w:tc>
+          <w:tcPr>
+            <w:tcW w:type="dxa" w:w="3560"/>
+            <w:shd w:fill="EEF4F8" w:color="auto" w:val="clear"/>
+            <w:tcMar>
+              <w:top w:type="dxa" w:w="60"/>
+              <w:left w:type="dxa" w:w="100"/>
+              <w:bottom w:type="dxa" w:w="60"/>
+              <w:right w:type="dxa" w:w="100"/>
+            </w:tcMar>
+          </w:tcPr>
+          <w:p>
+            <w:pPr>
+              <w:spacing w:after="0" w:before="0"/>
+            </w:pPr>
+            <w:r>
+              <w:rPr>
+                <w:b/>
+                <w:bCs/>
+                <w:color w:val="0F2B3C"/>
+                <w:sz w:val="16"/>
+                <w:szCs w:val="16"/>
+              </w:rPr>
+              <w:t xml:space="preserve">WORKING SPACE / CALCULATION STEPS</w:t>
+            </w:r>
+          </w:p>
+        </w:tc>
+        <w:tc>
+          <w:tcPr>
+            <w:tcW w:type="dxa" w:w="3000"/>
+            <w:shd w:fill="FBF3E2" w:color="auto" w:val="clear"/>
+            <w:tcMar>
+              <w:top w:type="dxa" w:w="60"/>
+              <w:left w:type="dxa" w:w="100"/>
+              <w:bottom w:type="dxa" w:w="60"/>
+              <w:right w:type="dxa" w:w="100"/>
+            </w:tcMar>
+          </w:tcPr>
+          <w:p>
+            <w:pPr>
+              <w:spacing w:after="0" w:before="0"/>
+            </w:pPr>
+            <w:r>
+              <w:rPr>
+                <w:b/>
+                <w:bCs/>
+                <w:color w:val="7A5400"/>
+                <w:sz w:val="16"/>
+                <w:szCs w:val="16"/>
+              </w:rPr>
+              <w:t xml:space="preserve">EXPLAIN YOUR REASONING</w:t>
+            </w:r>
+          </w:p>
+        </w:tc>
+      </w:tr>
+      <w:tr>
+        <w:trPr>
+          <w:cantSplit/>
+        </w:trPr>
+        <w:tc>
+          <w:tcPr>
+            <w:tcW w:type="dxa" w:w="2800"/>
+            <w:tcMar>
+              <w:top w:type="dxa" w:w="80"/>
+              <w:left w:type="dxa" w:w="100"/>
+              <w:bottom w:type="dxa" w:w="80"/>
+              <w:right w:type="dxa" w:w="100"/>
+            </w:tcMar>
+            <w:vAlign w:val="top"/>
+          </w:tcPr>
+          <w:p>
+            <w:pPr>
+              <w:spacing w:after="40" w:before="0"/>
+            </w:pPr>
+            <w:r>
+              <w:rPr>
+                <w:b/>
+                <w:bCs/>
+                <w:color w:val="0F2B3C"/>
+                <w:sz w:val="20"/>
+                <w:szCs w:val="20"/>
+              </w:rPr>
+              <w:t xml:space="preserve">2.  What is 0.9 ÷ 3?</w:t>
+            </w:r>
+          </w:p>
+        </w:tc>
+        <w:tc>
+          <w:tcPr>
+            <w:tcW w:type="dxa" w:w="3560"/>
+            <w:tcMar>
+              <w:top w:type="dxa" w:w="80"/>
+              <w:left w:type="dxa" w:w="100"/>
+              <w:bottom w:type="dxa" w:w="80"/>
+              <w:right w:type="dxa" w:w="100"/>
+            </w:tcMar>
+            <w:vAlign w:val="top"/>
+          </w:tcPr>
+          <w:p>
+            <w:pPr>
+              <w:spacing w:after="50" w:before="0"/>
+            </w:pPr>
+            <w:r>
+              <w:rPr>
+                <w:color w:val="BBBBBB"/>
+                <w:sz w:val="18"/>
+                <w:szCs w:val="18"/>
+              </w:rPr>
+              <w:t xml:space="preserve">____________________________</w:t>
+            </w:r>
+          </w:p>
+          <w:p>
+            <w:pPr>
+              <w:spacing w:after="50" w:before="0"/>
+            </w:pPr>
+            <w:r>
+              <w:rPr>
+                <w:color w:val="BBBBBB"/>
+                <w:sz w:val="18"/>
+                <w:szCs w:val="18"/>
+              </w:rPr>
+              <w:t xml:space="preserve">____________________________</w:t>
+            </w:r>
+          </w:p>
+          <w:p>
+            <w:pPr>
+              <w:spacing w:after="50" w:before="0"/>
+            </w:pPr>
+            <w:r>
+              <w:rPr>
+                <w:color w:val="BBBBBB"/>
+                <w:sz w:val="18"/>
+                <w:szCs w:val="18"/>
+              </w:rPr>
+              <w:t xml:space="preserve">____________________________</w:t>
+            </w:r>
+          </w:p>
+          <w:p>
+            <w:pPr>
+              <w:spacing w:after="50" w:before="0"/>
+            </w:pPr>
+            <w:r>
+              <w:rPr>
+                <w:color w:val="BBBBBB"/>
+                <w:sz w:val="18"/>
+                <w:szCs w:val="18"/>
+              </w:rPr>
+              <w:t xml:space="preserve">____________________________</w:t>
+            </w:r>
+          </w:p>
+        </w:tc>
+        <w:tc>
+          <w:tcPr>
+            <w:tcW w:type="dxa" w:w="3000"/>
+            <w:shd w:fill="FBF3E2" w:color="auto" w:val="clear"/>
+            <w:tcMar>
+              <w:top w:type="dxa" w:w="80"/>
+              <w:left w:type="dxa" w:w="100"/>
+              <w:bottom w:type="dxa" w:w="80"/>
+              <w:right w:type="dxa" w:w="100"/>
+            </w:tcMar>
+            <w:vAlign w:val="top"/>
+          </w:tcPr>
+          <w:p>
+            <w:pPr>
+              <w:spacing w:after="30" w:before="0"/>
+            </w:pPr>
+            <w:r>
+              <w:rPr>
+                <w:b/>
+                <w:bCs/>
+                <w:color w:val="0F2B3C"/>
+                <w:sz w:val="18"/>
+                <w:szCs w:val="18"/>
+              </w:rPr>
+              <w:t xml:space="preserve">Because... ________________</w:t>
+            </w:r>
+          </w:p>
+          <w:p>
+            <w:pPr>
+              <w:spacing w:after="50" w:before="0"/>
+            </w:pPr>
+            <w:r>
+              <w:rPr>
+                <w:color w:val="BBBBBB"/>
+                <w:sz w:val="18"/>
+                <w:szCs w:val="18"/>
+              </w:rPr>
+              <w:t xml:space="preserve">____________________________</w:t>
+            </w:r>
+          </w:p>
+          <w:p>
+            <w:pPr>
+              <w:spacing w:after="30" w:before="40"/>
+            </w:pPr>
+            <w:r>
+              <w:rPr>
+                <w:b/>
+                <w:bCs/>
+                <w:color w:val="1A6FB5"/>
+                <w:sz w:val="18"/>
+                <w:szCs w:val="18"/>
+              </w:rPr>
+              <w:t xml:space="preserve">Although... _______________</w:t>
+            </w:r>
+          </w:p>
+          <w:p>
+            <w:pPr>
+              <w:spacing w:after="50" w:before="0"/>
+            </w:pPr>
+            <w:r>
+              <w:rPr>
+                <w:color w:val="BBBBBB"/>
+                <w:sz w:val="18"/>
+                <w:szCs w:val="18"/>
+              </w:rPr>
+              <w:t xml:space="preserve">____________________________</w:t>
+            </w:r>
+          </w:p>
+          <w:p>
+            <w:pPr>
+              <w:spacing w:after="30" w:before="40"/>
+            </w:pPr>
+            <w:r>
+              <w:rPr>
+                <w:b/>
+                <w:bCs/>
+                <w:color w:val="7A5400"/>
+                <w:sz w:val="18"/>
+                <w:szCs w:val="18"/>
+              </w:rPr>
+              <w:t xml:space="preserve">Therefore... ______________</w:t>
+            </w:r>
+          </w:p>
+          <w:p>
+            <w:pPr>
+              <w:spacing w:after="50" w:before="0"/>
+            </w:pPr>
+            <w:r>
+              <w:rPr>
+                <w:color w:val="BBBBBB"/>
+                <w:sz w:val="18"/>
+                <w:szCs w:val="18"/>
+              </w:rPr>
+              <w:t xml:space="preserve">____________________________</w:t>
+            </w:r>
+          </w:p>
+        </w:tc>
+      </w:tr>
+    </w:tbl>
     <w:p>
       <w:pPr>
-        <w:spacing w:after="80" w:before="0"/>
-      </w:pPr>
-      <w:r>
-        <w:rPr>
-          <w:color w:val="BBBBBB"/>
-        </w:rPr>
-        <w:t xml:space="preserve">____________________________________________________</w:t>
+        <w:spacing w:after="60" w:before="0"/>
+      </w:pPr>
+      <w:r>
+        <w:t xml:space="preserve"/>
       </w:r>
     </w:p>
+    <w:tbl>
+      <w:tblPr>
+        <w:tblW w:type="dxa" w:w="9360"/>
+        <w:tblBorders>
+          <w:top w:val="single" w:color="C7D2DD" w:sz="6"/>
+          <w:left w:val="single" w:color="C7D2DD" w:sz="6"/>
+          <w:bottom w:val="single" w:color="C7D2DD" w:sz="6"/>
+          <w:right w:val="single" w:color="C7D2DD" w:sz="6"/>
+          <w:insideH w:val="single" w:color="C7D2DD" w:sz="6"/>
+          <w:insideV w:val="single" w:color="C7D2DD" w:sz="6"/>
+        </w:tblBorders>
+      </w:tblPr>
+      <w:tblGrid>
+        <w:gridCol w:w="2800"/>
+        <w:gridCol w:w="3560"/>
+        <w:gridCol w:w="3000"/>
+      </w:tblGrid>
+      <w:tr>
+        <w:trPr>
+          <w:cantSplit/>
+          <w:tblHeader/>
+        </w:trPr>
+        <w:tc>
+          <w:tcPr>
+            <w:tcW w:type="dxa" w:w="2800"/>
+            <w:shd w:fill="EEF4F8" w:color="auto" w:val="clear"/>
+            <w:tcMar>
+              <w:top w:type="dxa" w:w="60"/>
+              <w:left w:type="dxa" w:w="100"/>
+              <w:bottom w:type="dxa" w:w="60"/>
+              <w:right w:type="dxa" w:w="100"/>
+            </w:tcMar>
+          </w:tcPr>
+          <w:p>
+            <w:pPr>
+              <w:spacing w:after="0" w:before="0"/>
+            </w:pPr>
+            <w:r>
+              <w:rPr>
+                <w:b/>
+                <w:bCs/>
+                <w:color w:val="0F2B3C"/>
+                <w:sz w:val="16"/>
+                <w:szCs w:val="16"/>
+              </w:rPr>
+              <w:t xml:space="preserve">CORE PROBLEM / GIVEN REPRESENTATION</w:t>
+            </w:r>
+          </w:p>
+        </w:tc>
+        <w:tc>
+          <w:tcPr>
+            <w:tcW w:type="dxa" w:w="3560"/>
+            <w:shd w:fill="EEF4F8" w:color="auto" w:val="clear"/>
+            <w:tcMar>
+              <w:top w:type="dxa" w:w="60"/>
+              <w:left w:type="dxa" w:w="100"/>
+              <w:bottom w:type="dxa" w:w="60"/>
+              <w:right w:type="dxa" w:w="100"/>
+            </w:tcMar>
+          </w:tcPr>
+          <w:p>
+            <w:pPr>
+              <w:spacing w:after="0" w:before="0"/>
+            </w:pPr>
+            <w:r>
+              <w:rPr>
+                <w:b/>
+                <w:bCs/>
+                <w:color w:val="0F2B3C"/>
+                <w:sz w:val="16"/>
+                <w:szCs w:val="16"/>
+              </w:rPr>
+              <w:t xml:space="preserve">WORKING SPACE / CALCULATION STEPS</w:t>
+            </w:r>
+          </w:p>
+        </w:tc>
+        <w:tc>
+          <w:tcPr>
+            <w:tcW w:type="dxa" w:w="3000"/>
+            <w:shd w:fill="FBF3E2" w:color="auto" w:val="clear"/>
+            <w:tcMar>
+              <w:top w:type="dxa" w:w="60"/>
+              <w:left w:type="dxa" w:w="100"/>
+              <w:bottom w:type="dxa" w:w="60"/>
+              <w:right w:type="dxa" w:w="100"/>
+            </w:tcMar>
+          </w:tcPr>
+          <w:p>
+            <w:pPr>
+              <w:spacing w:after="0" w:before="0"/>
+            </w:pPr>
+            <w:r>
+              <w:rPr>
+                <w:b/>
+                <w:bCs/>
+                <w:color w:val="7A5400"/>
+                <w:sz w:val="16"/>
+                <w:szCs w:val="16"/>
+              </w:rPr>
+              <w:t xml:space="preserve">EXPLAIN YOUR REASONING</w:t>
+            </w:r>
+          </w:p>
+        </w:tc>
+      </w:tr>
+      <w:tr>
+        <w:trPr>
+          <w:cantSplit/>
+        </w:trPr>
+        <w:tc>
+          <w:tcPr>
+            <w:tcW w:type="dxa" w:w="2800"/>
+            <w:tcMar>
+              <w:top w:type="dxa" w:w="80"/>
+              <w:left w:type="dxa" w:w="100"/>
+              <w:bottom w:type="dxa" w:w="80"/>
+              <w:right w:type="dxa" w:w="100"/>
+            </w:tcMar>
+            <w:vAlign w:val="top"/>
+          </w:tcPr>
+          <w:p>
+            <w:pPr>
+              <w:spacing w:after="40" w:before="0"/>
+            </w:pPr>
+            <w:r>
+              <w:rPr>
+                <w:b/>
+                <w:bCs/>
+                <w:color w:val="0F2B3C"/>
+                <w:sz w:val="20"/>
+                <w:szCs w:val="20"/>
+              </w:rPr>
+              <w:t xml:space="preserve">3.  What is 50 ÷ 100?</w:t>
+            </w:r>
+          </w:p>
+          <w:p>
+            <w:pPr>
+              <w:spacing w:after="0" w:before="0"/>
+            </w:pPr>
+            <w:r>
+              <w:rPr>
+                <w:color w:val="5E6E7E"/>
+                <w:sz w:val="18"/>
+                <w:szCs w:val="18"/>
+              </w:rPr>
+              <w:t xml:space="preserve">Choices: 5   /   0.5   /   0.05   /   500</w:t>
+            </w:r>
+          </w:p>
+        </w:tc>
+        <w:tc>
+          <w:tcPr>
+            <w:tcW w:type="dxa" w:w="3560"/>
+            <w:tcMar>
+              <w:top w:type="dxa" w:w="80"/>
+              <w:left w:type="dxa" w:w="100"/>
+              <w:bottom w:type="dxa" w:w="80"/>
+              <w:right w:type="dxa" w:w="100"/>
+            </w:tcMar>
+            <w:vAlign w:val="top"/>
+          </w:tcPr>
+          <w:p>
+            <w:pPr>
+              <w:spacing w:after="50" w:before="0"/>
+            </w:pPr>
+            <w:r>
+              <w:rPr>
+                <w:color w:val="BBBBBB"/>
+                <w:sz w:val="18"/>
+                <w:szCs w:val="18"/>
+              </w:rPr>
+              <w:t xml:space="preserve">____________________________</w:t>
+            </w:r>
+          </w:p>
+          <w:p>
+            <w:pPr>
+              <w:spacing w:after="50" w:before="0"/>
+            </w:pPr>
+            <w:r>
+              <w:rPr>
+                <w:color w:val="BBBBBB"/>
+                <w:sz w:val="18"/>
+                <w:szCs w:val="18"/>
+              </w:rPr>
+              <w:t xml:space="preserve">____________________________</w:t>
+            </w:r>
+          </w:p>
+          <w:p>
+            <w:pPr>
+              <w:spacing w:after="50" w:before="0"/>
+            </w:pPr>
+            <w:r>
+              <w:rPr>
+                <w:color w:val="BBBBBB"/>
+                <w:sz w:val="18"/>
+                <w:szCs w:val="18"/>
+              </w:rPr>
+              <w:t xml:space="preserve">____________________________</w:t>
+            </w:r>
+          </w:p>
+          <w:p>
+            <w:pPr>
+              <w:spacing w:after="50" w:before="0"/>
+            </w:pPr>
+            <w:r>
+              <w:rPr>
+                <w:color w:val="BBBBBB"/>
+                <w:sz w:val="18"/>
+                <w:szCs w:val="18"/>
+              </w:rPr>
+              <w:t xml:space="preserve">____________________________</w:t>
+            </w:r>
+          </w:p>
+        </w:tc>
+        <w:tc>
+          <w:tcPr>
+            <w:tcW w:type="dxa" w:w="3000"/>
+            <w:shd w:fill="FBF3E2" w:color="auto" w:val="clear"/>
+            <w:tcMar>
+              <w:top w:type="dxa" w:w="80"/>
+              <w:left w:type="dxa" w:w="100"/>
+              <w:bottom w:type="dxa" w:w="80"/>
+              <w:right w:type="dxa" w:w="100"/>
+            </w:tcMar>
+            <w:vAlign w:val="top"/>
+          </w:tcPr>
+          <w:p>
+            <w:pPr>
+              <w:spacing w:after="30" w:before="0"/>
+            </w:pPr>
+            <w:r>
+              <w:rPr>
+                <w:b/>
+                <w:bCs/>
+                <w:color w:val="0F2B3C"/>
+                <w:sz w:val="18"/>
+                <w:szCs w:val="18"/>
+              </w:rPr>
+              <w:t xml:space="preserve">Because... ________________</w:t>
+            </w:r>
+          </w:p>
+          <w:p>
+            <w:pPr>
+              <w:spacing w:after="50" w:before="0"/>
+            </w:pPr>
+            <w:r>
+              <w:rPr>
+                <w:color w:val="BBBBBB"/>
+                <w:sz w:val="18"/>
+                <w:szCs w:val="18"/>
+              </w:rPr>
+              <w:t xml:space="preserve">____________________________</w:t>
+            </w:r>
+          </w:p>
+          <w:p>
+            <w:pPr>
+              <w:spacing w:after="30" w:before="40"/>
+            </w:pPr>
+            <w:r>
+              <w:rPr>
+                <w:b/>
+                <w:bCs/>
+                <w:color w:val="1A6FB5"/>
+                <w:sz w:val="18"/>
+                <w:szCs w:val="18"/>
+              </w:rPr>
+              <w:t xml:space="preserve">Although... _______________</w:t>
+            </w:r>
+          </w:p>
+          <w:p>
+            <w:pPr>
+              <w:spacing w:after="50" w:before="0"/>
+            </w:pPr>
+            <w:r>
+              <w:rPr>
+                <w:color w:val="BBBBBB"/>
+                <w:sz w:val="18"/>
+                <w:szCs w:val="18"/>
+              </w:rPr>
+              <w:t xml:space="preserve">____________________________</w:t>
+            </w:r>
+          </w:p>
+          <w:p>
+            <w:pPr>
+              <w:spacing w:after="30" w:before="40"/>
+            </w:pPr>
+            <w:r>
+              <w:rPr>
+                <w:b/>
+                <w:bCs/>
+                <w:color w:val="7A5400"/>
+                <w:sz w:val="18"/>
+                <w:szCs w:val="18"/>
+              </w:rPr>
+              <w:t xml:space="preserve">Therefore... ______________</w:t>
+            </w:r>
+          </w:p>
+          <w:p>
+            <w:pPr>
+              <w:spacing w:after="50" w:before="0"/>
+            </w:pPr>
+            <w:r>
+              <w:rPr>
+                <w:color w:val="BBBBBB"/>
+                <w:sz w:val="18"/>
+                <w:szCs w:val="18"/>
+              </w:rPr>
+              <w:t xml:space="preserve">____________________________</w:t>
+            </w:r>
+          </w:p>
+        </w:tc>
+      </w:tr>
+    </w:tbl>
     <w:p>
       <w:pPr>
-        <w:spacing w:after="40" w:before="0"/>
-      </w:pPr>
-      <w:r>
-        <w:rPr>
-          <w:sz w:val="22"/>
-          <w:szCs w:val="22"/>
-        </w:rPr>
-        <w:t xml:space="preserve">2.  What is 0.9 ÷ 3?</w:t>
-      </w:r>
-    </w:p>
-    <w:p>
-      <w:pPr>
-        <w:spacing w:after="80" w:before="0"/>
-      </w:pPr>
-      <w:r>
-        <w:rPr>
-          <w:color w:val="BBBBBB"/>
-        </w:rPr>
-        <w:t xml:space="preserve">____________________________________________________</w:t>
-      </w:r>
-    </w:p>
-    <w:p>
-      <w:pPr>
-        <w:spacing w:after="40" w:before="0"/>
-      </w:pPr>
-      <w:r>
-        <w:rPr>
-          <w:sz w:val="22"/>
-          <w:szCs w:val="22"/>
-        </w:rPr>
-        <w:t xml:space="preserve">3.  What is 50 ÷ 100?</w:t>
-      </w:r>
-    </w:p>
-    <w:p>
-      <w:pPr>
-        <w:spacing w:after="40" w:before="0"/>
-      </w:pPr>
-      <w:r>
-        <w:rPr>
-          <w:color w:val="5E6E7E"/>
-          <w:sz w:val="20"/>
-          <w:szCs w:val="20"/>
-        </w:rPr>
-        <w:t xml:space="preserve">     choices: 5   /   0.5   /   0.05   /   500</w:t>
-      </w:r>
-    </w:p>
-    <w:p>
-      <w:pPr>
-        <w:spacing w:after="80" w:before="0"/>
-      </w:pPr>
-      <w:r>
-        <w:rPr>
-          <w:color w:val="BBBBBB"/>
-        </w:rPr>
-        <w:t xml:space="preserve">____________________________________________________</w:t>
+        <w:spacing w:after="60" w:before="0"/>
+      </w:pPr>
+      <w:r>
+        <w:t xml:space="preserve"/>
       </w:r>
     </w:p>
     <w:p>
@@ -336,50 +3424,616 @@
         <w:t xml:space="preserve">Warm-up straight into decimal division.</w:t>
       </w:r>
     </w:p>
+    <w:tbl>
+      <w:tblPr>
+        <w:tblW w:type="dxa" w:w="9360"/>
+        <w:tblBorders>
+          <w:top w:val="single" w:color="C7D2DD" w:sz="6"/>
+          <w:left w:val="single" w:color="C7D2DD" w:sz="6"/>
+          <w:bottom w:val="single" w:color="C7D2DD" w:sz="6"/>
+          <w:right w:val="single" w:color="C7D2DD" w:sz="6"/>
+          <w:insideH w:val="single" w:color="C7D2DD" w:sz="6"/>
+          <w:insideV w:val="single" w:color="C7D2DD" w:sz="6"/>
+        </w:tblBorders>
+      </w:tblPr>
+      <w:tblGrid>
+        <w:gridCol w:w="2800"/>
+        <w:gridCol w:w="3560"/>
+        <w:gridCol w:w="3000"/>
+      </w:tblGrid>
+      <w:tr>
+        <w:trPr>
+          <w:cantSplit/>
+          <w:tblHeader/>
+        </w:trPr>
+        <w:tc>
+          <w:tcPr>
+            <w:tcW w:type="dxa" w:w="2800"/>
+            <w:shd w:fill="EEF4F8" w:color="auto" w:val="clear"/>
+            <w:tcMar>
+              <w:top w:type="dxa" w:w="60"/>
+              <w:left w:type="dxa" w:w="100"/>
+              <w:bottom w:type="dxa" w:w="60"/>
+              <w:right w:type="dxa" w:w="100"/>
+            </w:tcMar>
+          </w:tcPr>
+          <w:p>
+            <w:pPr>
+              <w:spacing w:after="0" w:before="0"/>
+            </w:pPr>
+            <w:r>
+              <w:rPr>
+                <w:b/>
+                <w:bCs/>
+                <w:color w:val="0F2B3C"/>
+                <w:sz w:val="16"/>
+                <w:szCs w:val="16"/>
+              </w:rPr>
+              <w:t xml:space="preserve">CORE PROBLEM / GIVEN REPRESENTATION</w:t>
+            </w:r>
+          </w:p>
+        </w:tc>
+        <w:tc>
+          <w:tcPr>
+            <w:tcW w:type="dxa" w:w="3560"/>
+            <w:shd w:fill="EEF4F8" w:color="auto" w:val="clear"/>
+            <w:tcMar>
+              <w:top w:type="dxa" w:w="60"/>
+              <w:left w:type="dxa" w:w="100"/>
+              <w:bottom w:type="dxa" w:w="60"/>
+              <w:right w:type="dxa" w:w="100"/>
+            </w:tcMar>
+          </w:tcPr>
+          <w:p>
+            <w:pPr>
+              <w:spacing w:after="0" w:before="0"/>
+            </w:pPr>
+            <w:r>
+              <w:rPr>
+                <w:b/>
+                <w:bCs/>
+                <w:color w:val="0F2B3C"/>
+                <w:sz w:val="16"/>
+                <w:szCs w:val="16"/>
+              </w:rPr>
+              <w:t xml:space="preserve">WORKING SPACE / CALCULATION STEPS</w:t>
+            </w:r>
+          </w:p>
+        </w:tc>
+        <w:tc>
+          <w:tcPr>
+            <w:tcW w:type="dxa" w:w="3000"/>
+            <w:shd w:fill="FBF3E2" w:color="auto" w:val="clear"/>
+            <w:tcMar>
+              <w:top w:type="dxa" w:w="60"/>
+              <w:left w:type="dxa" w:w="100"/>
+              <w:bottom w:type="dxa" w:w="60"/>
+              <w:right w:type="dxa" w:w="100"/>
+            </w:tcMar>
+          </w:tcPr>
+          <w:p>
+            <w:pPr>
+              <w:spacing w:after="0" w:before="0"/>
+            </w:pPr>
+            <w:r>
+              <w:rPr>
+                <w:b/>
+                <w:bCs/>
+                <w:color w:val="7A5400"/>
+                <w:sz w:val="16"/>
+                <w:szCs w:val="16"/>
+              </w:rPr>
+              <w:t xml:space="preserve">EXPLAIN YOUR REASONING</w:t>
+            </w:r>
+          </w:p>
+        </w:tc>
+      </w:tr>
+      <w:tr>
+        <w:trPr>
+          <w:cantSplit/>
+        </w:trPr>
+        <w:tc>
+          <w:tcPr>
+            <w:tcW w:type="dxa" w:w="2800"/>
+            <w:tcMar>
+              <w:top w:type="dxa" w:w="80"/>
+              <w:left w:type="dxa" w:w="100"/>
+              <w:bottom w:type="dxa" w:w="80"/>
+              <w:right w:type="dxa" w:w="100"/>
+            </w:tcMar>
+            <w:vAlign w:val="top"/>
+          </w:tcPr>
+          <w:p>
+            <w:pPr>
+              <w:spacing w:after="40" w:before="0"/>
+            </w:pPr>
+            <w:r>
+              <w:rPr>
+                <w:b/>
+                <w:bCs/>
+                <w:color w:val="0F2B3C"/>
+                <w:sz w:val="20"/>
+                <w:szCs w:val="20"/>
+              </w:rPr>
+              <w:t xml:space="preserve">1.  What is 2.4 ÷ 6?</w:t>
+            </w:r>
+          </w:p>
+        </w:tc>
+        <w:tc>
+          <w:tcPr>
+            <w:tcW w:type="dxa" w:w="3560"/>
+            <w:tcMar>
+              <w:top w:type="dxa" w:w="80"/>
+              <w:left w:type="dxa" w:w="100"/>
+              <w:bottom w:type="dxa" w:w="80"/>
+              <w:right w:type="dxa" w:w="100"/>
+            </w:tcMar>
+            <w:vAlign w:val="top"/>
+          </w:tcPr>
+          <w:p>
+            <w:pPr>
+              <w:spacing w:after="50" w:before="0"/>
+            </w:pPr>
+            <w:r>
+              <w:rPr>
+                <w:color w:val="BBBBBB"/>
+                <w:sz w:val="18"/>
+                <w:szCs w:val="18"/>
+              </w:rPr>
+              <w:t xml:space="preserve">____________________________</w:t>
+            </w:r>
+          </w:p>
+          <w:p>
+            <w:pPr>
+              <w:spacing w:after="50" w:before="0"/>
+            </w:pPr>
+            <w:r>
+              <w:rPr>
+                <w:color w:val="BBBBBB"/>
+                <w:sz w:val="18"/>
+                <w:szCs w:val="18"/>
+              </w:rPr>
+              <w:t xml:space="preserve">____________________________</w:t>
+            </w:r>
+          </w:p>
+          <w:p>
+            <w:pPr>
+              <w:spacing w:after="50" w:before="0"/>
+            </w:pPr>
+            <w:r>
+              <w:rPr>
+                <w:color w:val="BBBBBB"/>
+                <w:sz w:val="18"/>
+                <w:szCs w:val="18"/>
+              </w:rPr>
+              <w:t xml:space="preserve">____________________________</w:t>
+            </w:r>
+          </w:p>
+          <w:p>
+            <w:pPr>
+              <w:spacing w:after="50" w:before="0"/>
+            </w:pPr>
+            <w:r>
+              <w:rPr>
+                <w:color w:val="BBBBBB"/>
+                <w:sz w:val="18"/>
+                <w:szCs w:val="18"/>
+              </w:rPr>
+              <w:t xml:space="preserve">____________________________</w:t>
+            </w:r>
+          </w:p>
+        </w:tc>
+        <w:tc>
+          <w:tcPr>
+            <w:tcW w:type="dxa" w:w="3000"/>
+            <w:shd w:fill="FBF3E2" w:color="auto" w:val="clear"/>
+            <w:tcMar>
+              <w:top w:type="dxa" w:w="80"/>
+              <w:left w:type="dxa" w:w="100"/>
+              <w:bottom w:type="dxa" w:w="80"/>
+              <w:right w:type="dxa" w:w="100"/>
+            </w:tcMar>
+            <w:vAlign w:val="top"/>
+          </w:tcPr>
+          <w:p>
+            <w:pPr>
+              <w:spacing w:after="30" w:before="0"/>
+            </w:pPr>
+            <w:r>
+              <w:rPr>
+                <w:b/>
+                <w:bCs/>
+                <w:color w:val="0F2B3C"/>
+                <w:sz w:val="18"/>
+                <w:szCs w:val="18"/>
+              </w:rPr>
+              <w:t xml:space="preserve">Because... ________________</w:t>
+            </w:r>
+          </w:p>
+          <w:p>
+            <w:pPr>
+              <w:spacing w:after="50" w:before="0"/>
+            </w:pPr>
+            <w:r>
+              <w:rPr>
+                <w:color w:val="BBBBBB"/>
+                <w:sz w:val="18"/>
+                <w:szCs w:val="18"/>
+              </w:rPr>
+              <w:t xml:space="preserve">____________________________</w:t>
+            </w:r>
+          </w:p>
+          <w:p>
+            <w:pPr>
+              <w:spacing w:after="30" w:before="40"/>
+            </w:pPr>
+            <w:r>
+              <w:rPr>
+                <w:b/>
+                <w:bCs/>
+                <w:color w:val="1A6FB5"/>
+                <w:sz w:val="18"/>
+                <w:szCs w:val="18"/>
+              </w:rPr>
+              <w:t xml:space="preserve">Although... _______________</w:t>
+            </w:r>
+          </w:p>
+          <w:p>
+            <w:pPr>
+              <w:spacing w:after="50" w:before="0"/>
+            </w:pPr>
+            <w:r>
+              <w:rPr>
+                <w:color w:val="BBBBBB"/>
+                <w:sz w:val="18"/>
+                <w:szCs w:val="18"/>
+              </w:rPr>
+              <w:t xml:space="preserve">____________________________</w:t>
+            </w:r>
+          </w:p>
+          <w:p>
+            <w:pPr>
+              <w:spacing w:after="30" w:before="40"/>
+            </w:pPr>
+            <w:r>
+              <w:rPr>
+                <w:b/>
+                <w:bCs/>
+                <w:color w:val="7A5400"/>
+                <w:sz w:val="18"/>
+                <w:szCs w:val="18"/>
+              </w:rPr>
+              <w:t xml:space="preserve">Therefore... ______________</w:t>
+            </w:r>
+          </w:p>
+          <w:p>
+            <w:pPr>
+              <w:spacing w:after="50" w:before="0"/>
+            </w:pPr>
+            <w:r>
+              <w:rPr>
+                <w:color w:val="BBBBBB"/>
+                <w:sz w:val="18"/>
+                <w:szCs w:val="18"/>
+              </w:rPr>
+              <w:t xml:space="preserve">____________________________</w:t>
+            </w:r>
+          </w:p>
+        </w:tc>
+      </w:tr>
+    </w:tbl>
     <w:p>
       <w:pPr>
-        <w:spacing w:after="40" w:before="0"/>
-      </w:pPr>
-      <w:r>
-        <w:rPr>
-          <w:sz w:val="22"/>
-          <w:szCs w:val="22"/>
-        </w:rPr>
-        <w:t xml:space="preserve">1.  What is 2.4 ÷ 6?</w:t>
+        <w:spacing w:after="60" w:before="0"/>
+      </w:pPr>
+      <w:r>
+        <w:t xml:space="preserve"/>
       </w:r>
     </w:p>
+    <w:tbl>
+      <w:tblPr>
+        <w:tblW w:type="dxa" w:w="9360"/>
+        <w:tblBorders>
+          <w:top w:val="single" w:color="C7D2DD" w:sz="6"/>
+          <w:left w:val="single" w:color="C7D2DD" w:sz="6"/>
+          <w:bottom w:val="single" w:color="C7D2DD" w:sz="6"/>
+          <w:right w:val="single" w:color="C7D2DD" w:sz="6"/>
+          <w:insideH w:val="single" w:color="C7D2DD" w:sz="6"/>
+          <w:insideV w:val="single" w:color="C7D2DD" w:sz="6"/>
+        </w:tblBorders>
+      </w:tblPr>
+      <w:tblGrid>
+        <w:gridCol w:w="2800"/>
+        <w:gridCol w:w="3560"/>
+        <w:gridCol w:w="3000"/>
+      </w:tblGrid>
+      <w:tr>
+        <w:trPr>
+          <w:cantSplit/>
+          <w:tblHeader/>
+        </w:trPr>
+        <w:tc>
+          <w:tcPr>
+            <w:tcW w:type="dxa" w:w="2800"/>
+            <w:shd w:fill="EEF4F8" w:color="auto" w:val="clear"/>
+            <w:tcMar>
+              <w:top w:type="dxa" w:w="60"/>
+              <w:left w:type="dxa" w:w="100"/>
+              <w:bottom w:type="dxa" w:w="60"/>
+              <w:right w:type="dxa" w:w="100"/>
+            </w:tcMar>
+          </w:tcPr>
+          <w:p>
+            <w:pPr>
+              <w:spacing w:after="0" w:before="0"/>
+            </w:pPr>
+            <w:r>
+              <w:rPr>
+                <w:b/>
+                <w:bCs/>
+                <w:color w:val="0F2B3C"/>
+                <w:sz w:val="16"/>
+                <w:szCs w:val="16"/>
+              </w:rPr>
+              <w:t xml:space="preserve">CORE PROBLEM / GIVEN REPRESENTATION</w:t>
+            </w:r>
+          </w:p>
+        </w:tc>
+        <w:tc>
+          <w:tcPr>
+            <w:tcW w:type="dxa" w:w="3560"/>
+            <w:shd w:fill="EEF4F8" w:color="auto" w:val="clear"/>
+            <w:tcMar>
+              <w:top w:type="dxa" w:w="60"/>
+              <w:left w:type="dxa" w:w="100"/>
+              <w:bottom w:type="dxa" w:w="60"/>
+              <w:right w:type="dxa" w:w="100"/>
+            </w:tcMar>
+          </w:tcPr>
+          <w:p>
+            <w:pPr>
+              <w:spacing w:after="0" w:before="0"/>
+            </w:pPr>
+            <w:r>
+              <w:rPr>
+                <w:b/>
+                <w:bCs/>
+                <w:color w:val="0F2B3C"/>
+                <w:sz w:val="16"/>
+                <w:szCs w:val="16"/>
+              </w:rPr>
+              <w:t xml:space="preserve">WORKING SPACE / CALCULATION STEPS</w:t>
+            </w:r>
+          </w:p>
+        </w:tc>
+        <w:tc>
+          <w:tcPr>
+            <w:tcW w:type="dxa" w:w="3000"/>
+            <w:shd w:fill="FBF3E2" w:color="auto" w:val="clear"/>
+            <w:tcMar>
+              <w:top w:type="dxa" w:w="60"/>
+              <w:left w:type="dxa" w:w="100"/>
+              <w:bottom w:type="dxa" w:w="60"/>
+              <w:right w:type="dxa" w:w="100"/>
+            </w:tcMar>
+          </w:tcPr>
+          <w:p>
+            <w:pPr>
+              <w:spacing w:after="0" w:before="0"/>
+            </w:pPr>
+            <w:r>
+              <w:rPr>
+                <w:b/>
+                <w:bCs/>
+                <w:color w:val="7A5400"/>
+                <w:sz w:val="16"/>
+                <w:szCs w:val="16"/>
+              </w:rPr>
+              <w:t xml:space="preserve">EXPLAIN YOUR REASONING</w:t>
+            </w:r>
+          </w:p>
+        </w:tc>
+      </w:tr>
+      <w:tr>
+        <w:trPr>
+          <w:cantSplit/>
+        </w:trPr>
+        <w:tc>
+          <w:tcPr>
+            <w:tcW w:type="dxa" w:w="2800"/>
+            <w:tcMar>
+              <w:top w:type="dxa" w:w="80"/>
+              <w:left w:type="dxa" w:w="100"/>
+              <w:bottom w:type="dxa" w:w="80"/>
+              <w:right w:type="dxa" w:w="100"/>
+            </w:tcMar>
+            <w:vAlign w:val="top"/>
+          </w:tcPr>
+          <w:p>
+            <w:pPr>
+              <w:spacing w:after="40" w:before="0"/>
+            </w:pPr>
+            <w:r>
+              <w:rPr>
+                <w:b/>
+                <w:bCs/>
+                <w:color w:val="0F2B3C"/>
+                <w:sz w:val="20"/>
+                <w:szCs w:val="20"/>
+              </w:rPr>
+              <w:t xml:space="preserve">2.  What is 3.5 ÷ 5?</w:t>
+            </w:r>
+          </w:p>
+        </w:tc>
+        <w:tc>
+          <w:tcPr>
+            <w:tcW w:type="dxa" w:w="3560"/>
+            <w:tcMar>
+              <w:top w:type="dxa" w:w="80"/>
+              <w:left w:type="dxa" w:w="100"/>
+              <w:bottom w:type="dxa" w:w="80"/>
+              <w:right w:type="dxa" w:w="100"/>
+            </w:tcMar>
+            <w:vAlign w:val="top"/>
+          </w:tcPr>
+          <w:p>
+            <w:pPr>
+              <w:spacing w:after="50" w:before="0"/>
+            </w:pPr>
+            <w:r>
+              <w:rPr>
+                <w:color w:val="BBBBBB"/>
+                <w:sz w:val="18"/>
+                <w:szCs w:val="18"/>
+              </w:rPr>
+              <w:t xml:space="preserve">____________________________</w:t>
+            </w:r>
+          </w:p>
+          <w:p>
+            <w:pPr>
+              <w:spacing w:after="50" w:before="0"/>
+            </w:pPr>
+            <w:r>
+              <w:rPr>
+                <w:color w:val="BBBBBB"/>
+                <w:sz w:val="18"/>
+                <w:szCs w:val="18"/>
+              </w:rPr>
+              <w:t xml:space="preserve">____________________________</w:t>
+            </w:r>
+          </w:p>
+          <w:p>
+            <w:pPr>
+              <w:spacing w:after="50" w:before="0"/>
+            </w:pPr>
+            <w:r>
+              <w:rPr>
+                <w:color w:val="BBBBBB"/>
+                <w:sz w:val="18"/>
+                <w:szCs w:val="18"/>
+              </w:rPr>
+              <w:t xml:space="preserve">____________________________</w:t>
+            </w:r>
+          </w:p>
+          <w:p>
+            <w:pPr>
+              <w:spacing w:after="50" w:before="0"/>
+            </w:pPr>
+            <w:r>
+              <w:rPr>
+                <w:color w:val="BBBBBB"/>
+                <w:sz w:val="18"/>
+                <w:szCs w:val="18"/>
+              </w:rPr>
+              <w:t xml:space="preserve">____________________________</w:t>
+            </w:r>
+          </w:p>
+        </w:tc>
+        <w:tc>
+          <w:tcPr>
+            <w:tcW w:type="dxa" w:w="3000"/>
+            <w:shd w:fill="FBF3E2" w:color="auto" w:val="clear"/>
+            <w:tcMar>
+              <w:top w:type="dxa" w:w="80"/>
+              <w:left w:type="dxa" w:w="100"/>
+              <w:bottom w:type="dxa" w:w="80"/>
+              <w:right w:type="dxa" w:w="100"/>
+            </w:tcMar>
+            <w:vAlign w:val="top"/>
+          </w:tcPr>
+          <w:p>
+            <w:pPr>
+              <w:spacing w:after="30" w:before="0"/>
+            </w:pPr>
+            <w:r>
+              <w:rPr>
+                <w:b/>
+                <w:bCs/>
+                <w:color w:val="0F2B3C"/>
+                <w:sz w:val="18"/>
+                <w:szCs w:val="18"/>
+              </w:rPr>
+              <w:t xml:space="preserve">Because... ________________</w:t>
+            </w:r>
+          </w:p>
+          <w:p>
+            <w:pPr>
+              <w:spacing w:after="50" w:before="0"/>
+            </w:pPr>
+            <w:r>
+              <w:rPr>
+                <w:color w:val="BBBBBB"/>
+                <w:sz w:val="18"/>
+                <w:szCs w:val="18"/>
+              </w:rPr>
+              <w:t xml:space="preserve">____________________________</w:t>
+            </w:r>
+          </w:p>
+          <w:p>
+            <w:pPr>
+              <w:spacing w:after="30" w:before="40"/>
+            </w:pPr>
+            <w:r>
+              <w:rPr>
+                <w:b/>
+                <w:bCs/>
+                <w:color w:val="1A6FB5"/>
+                <w:sz w:val="18"/>
+                <w:szCs w:val="18"/>
+              </w:rPr>
+              <w:t xml:space="preserve">Although... _______________</w:t>
+            </w:r>
+          </w:p>
+          <w:p>
+            <w:pPr>
+              <w:spacing w:after="50" w:before="0"/>
+            </w:pPr>
+            <w:r>
+              <w:rPr>
+                <w:color w:val="BBBBBB"/>
+                <w:sz w:val="18"/>
+                <w:szCs w:val="18"/>
+              </w:rPr>
+              <w:t xml:space="preserve">____________________________</w:t>
+            </w:r>
+          </w:p>
+          <w:p>
+            <w:pPr>
+              <w:spacing w:after="30" w:before="40"/>
+            </w:pPr>
+            <w:r>
+              <w:rPr>
+                <w:b/>
+                <w:bCs/>
+                <w:color w:val="7A5400"/>
+                <w:sz w:val="18"/>
+                <w:szCs w:val="18"/>
+              </w:rPr>
+              <w:t xml:space="preserve">Therefore... ______________</w:t>
+            </w:r>
+          </w:p>
+          <w:p>
+            <w:pPr>
+              <w:spacing w:after="50" w:before="0"/>
+            </w:pPr>
+            <w:r>
+              <w:rPr>
+                <w:color w:val="BBBBBB"/>
+                <w:sz w:val="18"/>
+                <w:szCs w:val="18"/>
+              </w:rPr>
+              <w:t xml:space="preserve">____________________________</w:t>
+            </w:r>
+          </w:p>
+        </w:tc>
+      </w:tr>
+    </w:tbl>
     <w:p>
       <w:pPr>
-        <w:spacing w:after="80" w:before="0"/>
-      </w:pPr>
-      <w:r>
-        <w:rPr>
-          <w:color w:val="BBBBBB"/>
-        </w:rPr>
-        <w:t xml:space="preserve">____________________________________________________</w:t>
-      </w:r>
-    </w:p>
-    <w:p>
-      <w:pPr>
-        <w:spacing w:after="40" w:before="0"/>
-      </w:pPr>
-      <w:r>
-        <w:rPr>
-          <w:sz w:val="22"/>
-          <w:szCs w:val="22"/>
-        </w:rPr>
-        <w:t xml:space="preserve">2.  What is 3.5 ÷ 5?</w:t>
-      </w:r>
-    </w:p>
-    <w:p>
-      <w:pPr>
-        <w:spacing w:after="80" w:before="0"/>
-      </w:pPr>
-      <w:r>
-        <w:rPr>
-          <w:color w:val="BBBBBB"/>
-        </w:rPr>
-        <w:t xml:space="preserve">____________________________________________________</w:t>
+        <w:spacing w:after="60" w:before="0"/>
+      </w:pPr>
+      <w:r>
+        <w:t xml:space="preserve"/>
       </w:r>
     </w:p>
     <w:p>
@@ -443,6 +4097,141 @@
         <w:t xml:space="preserve">____________________________________________________</w:t>
       </w:r>
     </w:p>
+    <w:tbl>
+      <w:tblPr>
+        <w:tblW w:type="dxa" w:w="9360"/>
+        <w:tblBorders>
+          <w:top w:val="single" w:color="C7D2DD" w:sz="6"/>
+          <w:left w:val="single" w:color="C7D2DD" w:sz="6"/>
+          <w:bottom w:val="single" w:color="C7D2DD" w:sz="6"/>
+          <w:right w:val="single" w:color="C7D2DD" w:sz="6"/>
+          <w:insideH w:val="single" w:color="C7D2DD" w:sz="6"/>
+          <w:insideV w:val="single" w:color="C7D2DD" w:sz="6"/>
+        </w:tblBorders>
+      </w:tblPr>
+      <w:tblGrid>
+        <w:gridCol w:w="3120"/>
+        <w:gridCol w:w="3120"/>
+        <w:gridCol w:w="3120"/>
+      </w:tblGrid>
+      <w:tr>
+        <w:trPr>
+          <w:cantSplit/>
+          <w:tblHeader/>
+        </w:trPr>
+        <w:tc>
+          <w:tcPr>
+            <w:tcW w:type="dxa" w:w="9360"/>
+            <w:gridSpan w:val="3"/>
+            <w:shd w:fill="EEF4F8" w:color="auto" w:val="clear"/>
+            <w:tcMar>
+              <w:top w:type="dxa" w:w="60"/>
+              <w:left w:type="dxa" w:w="100"/>
+              <w:bottom w:type="dxa" w:w="60"/>
+              <w:right w:type="dxa" w:w="100"/>
+            </w:tcMar>
+          </w:tcPr>
+          <w:p>
+            <w:pPr>
+              <w:spacing w:after="0" w:before="0"/>
+            </w:pPr>
+            <w:r>
+              <w:rPr>
+                <w:b/>
+                <w:bCs/>
+                <w:color w:val="0F2B3C"/>
+                <w:sz w:val="18"/>
+                <w:szCs w:val="18"/>
+              </w:rPr>
+              <w:t xml:space="preserve">EXIT CHECK · 3-POINT SELF-ASSESSMENT CHECKLIST</w:t>
+            </w:r>
+          </w:p>
+        </w:tc>
+      </w:tr>
+      <w:tr>
+        <w:trPr>
+          <w:cantSplit/>
+        </w:trPr>
+        <w:tc>
+          <w:tcPr>
+            <w:tcW w:type="dxa" w:w="3120"/>
+            <w:tcMar>
+              <w:top w:type="dxa" w:w="80"/>
+              <w:left w:type="dxa" w:w="100"/>
+              <w:bottom w:type="dxa" w:w="80"/>
+              <w:right w:type="dxa" w:w="100"/>
+            </w:tcMar>
+          </w:tcPr>
+          <w:p>
+            <w:pPr>
+              <w:spacing w:after="0" w:before="0"/>
+            </w:pPr>
+            <w:r>
+              <w:rPr>
+                <w:b/>
+                <w:bCs/>
+                <w:color w:val="0F2B3C"/>
+                <w:sz w:val="18"/>
+                <w:szCs w:val="18"/>
+              </w:rPr>
+              <w:t xml:space="preserve">☐ 1. Units &amp; Labels Verified</w:t>
+            </w:r>
+          </w:p>
+        </w:tc>
+        <w:tc>
+          <w:tcPr>
+            <w:tcW w:type="dxa" w:w="3120"/>
+            <w:tcMar>
+              <w:top w:type="dxa" w:w="80"/>
+              <w:left w:type="dxa" w:w="100"/>
+              <w:bottom w:type="dxa" w:w="80"/>
+              <w:right w:type="dxa" w:w="100"/>
+            </w:tcMar>
+          </w:tcPr>
+          <w:p>
+            <w:pPr>
+              <w:spacing w:after="0" w:before="0"/>
+            </w:pPr>
+            <w:r>
+              <w:rPr>
+                <w:b/>
+                <w:bCs/>
+                <w:color w:val="0F2B3C"/>
+                <w:sz w:val="18"/>
+                <w:szCs w:val="18"/>
+              </w:rPr>
+              <w:t xml:space="preserve">☐ 2. Reasoning Stated (Because / Although / Therefore)</w:t>
+            </w:r>
+          </w:p>
+        </w:tc>
+        <w:tc>
+          <w:tcPr>
+            <w:tcW w:type="dxa" w:w="3120"/>
+            <w:tcMar>
+              <w:top w:type="dxa" w:w="80"/>
+              <w:left w:type="dxa" w:w="100"/>
+              <w:bottom w:type="dxa" w:w="80"/>
+              <w:right w:type="dxa" w:w="100"/>
+            </w:tcMar>
+          </w:tcPr>
+          <w:p>
+            <w:pPr>
+              <w:spacing w:after="0" w:before="0"/>
+            </w:pPr>
+            <w:r>
+              <w:rPr>
+                <w:b/>
+                <w:bCs/>
+                <w:color w:val="0F2B3C"/>
+                <w:sz w:val="18"/>
+                <w:szCs w:val="18"/>
+              </w:rPr>
+              <w:t xml:space="preserve">☐ 3. Calculations Double-Checked</w:t>
+            </w:r>
+          </w:p>
+        </w:tc>
+      </w:tr>
+    </w:tbl>
     <w:p>
       <w:pPr>
         <w:spacing w:after="60" w:before="120"/>
